--- a/lectures/week02/Week2_Lecture.docx
+++ b/lectures/week02/Week2_Lecture.docx
@@ -609,12 +609,6 @@
         <w:gridCol w:w="9360"/>
       </w:tblGrid>
       <w:tr>
-        <w:tblPrEx>
-          <w:tblCellMar>
-            <w:top w:w="0" w:type="dxa"/>
-            <w:bottom w:w="0" w:type="dxa"/>
-          </w:tblCellMar>
-        </w:tblPrEx>
         <w:tc>
           <w:tcPr>
             <w:tcW w:w="9360" w:type="dxa"/>
@@ -978,12 +972,6 @@
         <w:gridCol w:w="9360"/>
       </w:tblGrid>
       <w:tr>
-        <w:tblPrEx>
-          <w:tblCellMar>
-            <w:top w:w="0" w:type="dxa"/>
-            <w:bottom w:w="0" w:type="dxa"/>
-          </w:tblCellMar>
-        </w:tblPrEx>
         <w:tc>
           <w:tcPr>
             <w:tcW w:w="9360" w:type="dxa"/>
@@ -1346,12 +1334,6 @@
         <w:gridCol w:w="9360"/>
       </w:tblGrid>
       <w:tr>
-        <w:tblPrEx>
-          <w:tblCellMar>
-            <w:top w:w="0" w:type="dxa"/>
-            <w:bottom w:w="0" w:type="dxa"/>
-          </w:tblCellMar>
-        </w:tblPrEx>
         <w:tc>
           <w:tcPr>
             <w:tcW w:w="9360" w:type="dxa"/>
@@ -1398,7 +1380,10 @@
               <w:t>actuator redundancy</w:t>
             </w:r>
             <w:r>
-              <w:t>: there are infinitely many combinations of muscle forces that produce the same net joint torques. For example, co-contracting the shoulder flexor and extensor produces no net torque but increases joint stiffness. This is distinct from the kinematic redundancy discussed in Week 1 (which our 2-DOF model does not have). We will encounter this actuator redundancy directly in Week 5 (Inverse Dynamics) and Week 6 (Static Optimization).</w:t>
+              <w:t xml:space="preserve">: there are infinitely many combinations of muscle forces that produce the same net joint torques. For example, co-contracting the shoulder flexor and extensor produces no net torque but increases joint stiffness. This is distinct from the kinematic redundancy discussed in Week 1 (which our 2-DOF model does not have). </w:t>
+            </w:r>
+            <w:r>
+              <w:t>We will encounter this actuator redundancy directly in Week 6 (Inverse Dynamics &amp; Static Optimization).</w:t>
             </w:r>
           </w:p>
         </w:tc>
@@ -1579,12 +1564,6 @@
         <w:gridCol w:w="9360"/>
       </w:tblGrid>
       <w:tr>
-        <w:tblPrEx>
-          <w:tblCellMar>
-            <w:top w:w="0" w:type="dxa"/>
-            <w:bottom w:w="0" w:type="dxa"/>
-          </w:tblCellMar>
-        </w:tblPrEx>
         <w:tc>
           <w:tcPr>
             <w:tcW w:w="9360" w:type="dxa"/>
@@ -1901,12 +1880,6 @@
         <w:gridCol w:w="2960"/>
       </w:tblGrid>
       <w:tr>
-        <w:tblPrEx>
-          <w:tblCellMar>
-            <w:top w:w="0" w:type="dxa"/>
-            <w:bottom w:w="0" w:type="dxa"/>
-          </w:tblCellMar>
-        </w:tblPrEx>
         <w:tc>
           <w:tcPr>
             <w:tcW w:w="2800" w:type="dxa"/>
@@ -2033,12 +2006,6 @@
         </w:tc>
       </w:tr>
       <w:tr>
-        <w:tblPrEx>
-          <w:tblCellMar>
-            <w:top w:w="0" w:type="dxa"/>
-            <w:bottom w:w="0" w:type="dxa"/>
-          </w:tblCellMar>
-        </w:tblPrEx>
         <w:tc>
           <w:tcPr>
             <w:tcW w:w="2800" w:type="dxa"/>
@@ -2149,12 +2116,6 @@
         </w:tc>
       </w:tr>
       <w:tr>
-        <w:tblPrEx>
-          <w:tblCellMar>
-            <w:top w:w="0" w:type="dxa"/>
-            <w:bottom w:w="0" w:type="dxa"/>
-          </w:tblCellMar>
-        </w:tblPrEx>
         <w:tc>
           <w:tcPr>
             <w:tcW w:w="2800" w:type="dxa"/>
@@ -2261,12 +2222,6 @@
         </w:tc>
       </w:tr>
       <w:tr>
-        <w:tblPrEx>
-          <w:tblCellMar>
-            <w:top w:w="0" w:type="dxa"/>
-            <w:bottom w:w="0" w:type="dxa"/>
-          </w:tblCellMar>
-        </w:tblPrEx>
         <w:tc>
           <w:tcPr>
             <w:tcW w:w="2800" w:type="dxa"/>
@@ -2377,12 +2332,6 @@
         </w:tc>
       </w:tr>
       <w:tr>
-        <w:tblPrEx>
-          <w:tblCellMar>
-            <w:top w:w="0" w:type="dxa"/>
-            <w:bottom w:w="0" w:type="dxa"/>
-          </w:tblCellMar>
-        </w:tblPrEx>
         <w:tc>
           <w:tcPr>
             <w:tcW w:w="2800" w:type="dxa"/>
@@ -2489,12 +2438,6 @@
         </w:tc>
       </w:tr>
       <w:tr>
-        <w:tblPrEx>
-          <w:tblCellMar>
-            <w:top w:w="0" w:type="dxa"/>
-            <w:bottom w:w="0" w:type="dxa"/>
-          </w:tblCellMar>
-        </w:tblPrEx>
         <w:tc>
           <w:tcPr>
             <w:tcW w:w="2800" w:type="dxa"/>
@@ -2605,12 +2548,6 @@
         </w:tc>
       </w:tr>
       <w:tr>
-        <w:tblPrEx>
-          <w:tblCellMar>
-            <w:top w:w="0" w:type="dxa"/>
-            <w:bottom w:w="0" w:type="dxa"/>
-          </w:tblCellMar>
-        </w:tblPrEx>
         <w:tc>
           <w:tcPr>
             <w:tcW w:w="2800" w:type="dxa"/>
@@ -3174,12 +3111,6 @@
         <w:gridCol w:w="9360"/>
       </w:tblGrid>
       <w:tr>
-        <w:tblPrEx>
-          <w:tblCellMar>
-            <w:top w:w="0" w:type="dxa"/>
-            <w:bottom w:w="0" w:type="dxa"/>
-          </w:tblCellMar>
-        </w:tblPrEx>
         <w:tc>
           <w:tcPr>
             <w:tcW w:w="9360" w:type="dxa"/>
@@ -3730,12 +3661,6 @@
         <w:gridCol w:w="4680"/>
       </w:tblGrid>
       <w:tr>
-        <w:tblPrEx>
-          <w:tblCellMar>
-            <w:top w:w="0" w:type="dxa"/>
-            <w:bottom w:w="0" w:type="dxa"/>
-          </w:tblCellMar>
-        </w:tblPrEx>
         <w:tc>
           <w:tcPr>
             <w:tcW w:w="4680" w:type="dxa"/>
@@ -3800,12 +3725,6 @@
         </w:tc>
       </w:tr>
       <w:tr>
-        <w:tblPrEx>
-          <w:tblCellMar>
-            <w:top w:w="0" w:type="dxa"/>
-            <w:bottom w:w="0" w:type="dxa"/>
-          </w:tblCellMar>
-        </w:tblPrEx>
         <w:tc>
           <w:tcPr>
             <w:tcW w:w="4680" w:type="dxa"/>
@@ -3862,12 +3781,6 @@
         </w:tc>
       </w:tr>
       <w:tr>
-        <w:tblPrEx>
-          <w:tblCellMar>
-            <w:top w:w="0" w:type="dxa"/>
-            <w:bottom w:w="0" w:type="dxa"/>
-          </w:tblCellMar>
-        </w:tblPrEx>
         <w:tc>
           <w:tcPr>
             <w:tcW w:w="4680" w:type="dxa"/>
@@ -3922,12 +3835,6 @@
         </w:tc>
       </w:tr>
       <w:tr>
-        <w:tblPrEx>
-          <w:tblCellMar>
-            <w:top w:w="0" w:type="dxa"/>
-            <w:bottom w:w="0" w:type="dxa"/>
-          </w:tblCellMar>
-        </w:tblPrEx>
         <w:tc>
           <w:tcPr>
             <w:tcW w:w="4680" w:type="dxa"/>
@@ -3984,12 +3891,6 @@
         </w:tc>
       </w:tr>
       <w:tr>
-        <w:tblPrEx>
-          <w:tblCellMar>
-            <w:top w:w="0" w:type="dxa"/>
-            <w:bottom w:w="0" w:type="dxa"/>
-          </w:tblCellMar>
-        </w:tblPrEx>
         <w:tc>
           <w:tcPr>
             <w:tcW w:w="4680" w:type="dxa"/>
@@ -4044,12 +3945,6 @@
         </w:tc>
       </w:tr>
       <w:tr>
-        <w:tblPrEx>
-          <w:tblCellMar>
-            <w:top w:w="0" w:type="dxa"/>
-            <w:bottom w:w="0" w:type="dxa"/>
-          </w:tblCellMar>
-        </w:tblPrEx>
         <w:tc>
           <w:tcPr>
             <w:tcW w:w="4680" w:type="dxa"/>
@@ -4106,12 +4001,6 @@
         </w:tc>
       </w:tr>
       <w:tr>
-        <w:tblPrEx>
-          <w:tblCellMar>
-            <w:top w:w="0" w:type="dxa"/>
-            <w:bottom w:w="0" w:type="dxa"/>
-          </w:tblCellMar>
-        </w:tblPrEx>
         <w:tc>
           <w:tcPr>
             <w:tcW w:w="4680" w:type="dxa"/>
@@ -4755,12 +4644,6 @@
         <w:gridCol w:w="9360"/>
       </w:tblGrid>
       <w:tr>
-        <w:tblPrEx>
-          <w:tblCellMar>
-            <w:top w:w="0" w:type="dxa"/>
-            <w:bottom w:w="0" w:type="dxa"/>
-          </w:tblCellMar>
-        </w:tblPrEx>
         <w:tc>
           <w:tcPr>
             <w:tcW w:w="9360" w:type="dxa"/>
@@ -4888,12 +4771,6 @@
         <w:gridCol w:w="3160"/>
       </w:tblGrid>
       <w:tr>
-        <w:tblPrEx>
-          <w:tblCellMar>
-            <w:top w:w="0" w:type="dxa"/>
-            <w:bottom w:w="0" w:type="dxa"/>
-          </w:tblCellMar>
-        </w:tblPrEx>
         <w:tc>
           <w:tcPr>
             <w:tcW w:w="3000" w:type="dxa"/>
@@ -4989,12 +4866,6 @@
         </w:tc>
       </w:tr>
       <w:tr>
-        <w:tblPrEx>
-          <w:tblCellMar>
-            <w:top w:w="0" w:type="dxa"/>
-            <w:bottom w:w="0" w:type="dxa"/>
-          </w:tblCellMar>
-        </w:tblPrEx>
         <w:tc>
           <w:tcPr>
             <w:tcW w:w="3000" w:type="dxa"/>
@@ -5094,12 +4965,6 @@
         </w:tc>
       </w:tr>
       <w:tr>
-        <w:tblPrEx>
-          <w:tblCellMar>
-            <w:top w:w="0" w:type="dxa"/>
-            <w:bottom w:w="0" w:type="dxa"/>
-          </w:tblCellMar>
-        </w:tblPrEx>
         <w:tc>
           <w:tcPr>
             <w:tcW w:w="3000" w:type="dxa"/>
@@ -5189,12 +5054,6 @@
         </w:tc>
       </w:tr>
       <w:tr>
-        <w:tblPrEx>
-          <w:tblCellMar>
-            <w:top w:w="0" w:type="dxa"/>
-            <w:bottom w:w="0" w:type="dxa"/>
-          </w:tblCellMar>
-        </w:tblPrEx>
         <w:tc>
           <w:tcPr>
             <w:tcW w:w="3000" w:type="dxa"/>
@@ -5287,12 +5146,6 @@
         </w:tc>
       </w:tr>
       <w:tr>
-        <w:tblPrEx>
-          <w:tblCellMar>
-            <w:top w:w="0" w:type="dxa"/>
-            <w:bottom w:w="0" w:type="dxa"/>
-          </w:tblCellMar>
-        </w:tblPrEx>
         <w:tc>
           <w:tcPr>
             <w:tcW w:w="3000" w:type="dxa"/>
@@ -5398,12 +5251,6 @@
         </w:tc>
       </w:tr>
       <w:tr>
-        <w:tblPrEx>
-          <w:tblCellMar>
-            <w:top w:w="0" w:type="dxa"/>
-            <w:bottom w:w="0" w:type="dxa"/>
-          </w:tblCellMar>
-        </w:tblPrEx>
         <w:tc>
           <w:tcPr>
             <w:tcW w:w="3000" w:type="dxa"/>
@@ -5487,12 +5334,6 @@
         </w:tc>
       </w:tr>
       <w:tr>
-        <w:tblPrEx>
-          <w:tblCellMar>
-            <w:top w:w="0" w:type="dxa"/>
-            <w:bottom w:w="0" w:type="dxa"/>
-          </w:tblCellMar>
-        </w:tblPrEx>
         <w:tc>
           <w:tcPr>
             <w:tcW w:w="3000" w:type="dxa"/>
@@ -5573,12 +5414,6 @@
         </w:tc>
       </w:tr>
       <w:tr>
-        <w:tblPrEx>
-          <w:tblCellMar>
-            <w:top w:w="0" w:type="dxa"/>
-            <w:bottom w:w="0" w:type="dxa"/>
-          </w:tblCellMar>
-        </w:tblPrEx>
         <w:tc>
           <w:tcPr>
             <w:tcW w:w="3000" w:type="dxa"/>
@@ -6845,6 +6680,13 @@
       <w:szCs w:val="20"/>
     </w:rPr>
   </w:style>
+  <w:style w:type="paragraph" w:styleId="Revision">
+    <w:name w:val="Revision"/>
+    <w:hidden/>
+    <w:uiPriority w:val="99"/>
+    <w:semiHidden/>
+    <w:rsid w:val="005056A3"/>
+  </w:style>
 </w:styles>
 </file>
 

--- a/lectures/week02/Week2_Lecture.docx
+++ b/lectures/week02/Week2_Lecture.docx
@@ -1,6 +1,6 @@
 
 <file path=word/document.xml><?xml version="1.0" encoding="utf-8"?>
-<w:document xmlns:wpc="http://schemas.microsoft.com/office/word/2010/wordprocessingCanvas" xmlns:cx="http://schemas.microsoft.com/office/drawing/2014/chartex" xmlns:cx1="http://schemas.microsoft.com/office/drawing/2015/9/8/chartex" xmlns:cx2="http://schemas.microsoft.com/office/drawing/2015/10/21/chartex" xmlns:cx3="http://schemas.microsoft.com/office/drawing/2016/5/9/chartex" xmlns:cx4="http://schemas.microsoft.com/office/drawing/2016/5/10/chartex" xmlns:cx5="http://schemas.microsoft.com/office/drawing/2016/5/11/chartex" xmlns:cx6="http://schemas.microsoft.com/office/drawing/2016/5/12/chartex" xmlns:cx7="http://schemas.microsoft.com/office/drawing/2016/5/13/chartex" xmlns:cx8="http://schemas.microsoft.com/office/drawing/2016/5/14/chartex" xmlns:mc="http://schemas.openxmlformats.org/markup-compatibility/2006" xmlns:aink="http://schemas.microsoft.com/office/drawing/2016/ink" xmlns:am3d="http://schemas.microsoft.com/office/drawing/2017/model3d" xmlns:o="urn:schemas-microsoft-com:office:office" xmlns:oel="http://schemas.microsoft.com/office/2019/extlst" xmlns:r="http://schemas.openxmlformats.org/officeDocument/2006/relationships" xmlns:m="http://schemas.openxmlformats.org/officeDocument/2006/math" xmlns:v="urn:schemas-microsoft-com:vml" xmlns:wp14="http://schemas.microsoft.com/office/word/2010/wordprocessingDrawing" xmlns:wp="http://schemas.openxmlformats.org/drawingml/2006/wordprocessingDrawing" xmlns:w10="urn:schemas-microsoft-com:office:word" xmlns:w="http://schemas.openxmlformats.org/wordprocessingml/2006/main" xmlns:w14="http://schemas.microsoft.com/office/word/2010/wordml" xmlns:w15="http://schemas.microsoft.com/office/word/2012/wordml" xmlns:w16cex="http://schemas.microsoft.com/office/word/2018/wordml/cex" xmlns:w16cid="http://schemas.microsoft.com/office/word/2016/wordml/cid" xmlns:w16="http://schemas.microsoft.com/office/word/2018/wordml" xmlns:w16du="http://schemas.microsoft.com/office/word/2023/wordml/word16du" xmlns:w16sdtdh="http://schemas.microsoft.com/office/word/2020/wordml/sdtdatahash" xmlns:w16sdtfl="http://schemas.microsoft.com/office/word/2024/wordml/sdtformatlock" xmlns:w16se="http://schemas.microsoft.com/office/word/2015/wordml/symex" xmlns:wpg="http://schemas.microsoft.com/office/word/2010/wordprocessingGroup" xmlns:wpi="http://schemas.microsoft.com/office/word/2010/wordprocessingInk" xmlns:wne="http://schemas.microsoft.com/office/word/2006/wordml" xmlns:wps="http://schemas.microsoft.com/office/word/2010/wordprocessingShape" mc:Ignorable="w14 w15 w16se w16cid w16 w16cex w16sdtdh w16sdtfl w16du wp14">
+<w:document xmlns:wpc="http://schemas.microsoft.com/office/word/2010/wordprocessingCanvas" xmlns:cx="http://schemas.microsoft.com/office/drawing/2014/chartex" xmlns:cx1="http://schemas.microsoft.com/office/drawing/2015/9/8/chartex" xmlns:cx2="http://schemas.microsoft.com/office/drawing/2015/10/21/chartex" xmlns:cx3="http://schemas.microsoft.com/office/drawing/2016/5/9/chartex" xmlns:cx4="http://schemas.microsoft.com/office/drawing/2016/5/10/chartex" xmlns:cx5="http://schemas.microsoft.com/office/drawing/2016/5/11/chartex" xmlns:cx6="http://schemas.microsoft.com/office/drawing/2016/5/12/chartex" xmlns:cx7="http://schemas.microsoft.com/office/drawing/2016/5/13/chartex" xmlns:cx8="http://schemas.microsoft.com/office/drawing/2016/5/14/chartex" xmlns:mc="http://schemas.openxmlformats.org/markup-compatibility/2006" xmlns:m="http://schemas.openxmlformats.org/officeDocument/2006/math" xmlns:aink="http://schemas.microsoft.com/office/drawing/2016/ink" xmlns:am3d="http://schemas.microsoft.com/office/drawing/2017/model3d" xmlns:oel="http://schemas.microsoft.com/office/2019/extlst" xmlns:r="http://schemas.openxmlformats.org/officeDocument/2006/relationships" xmlns:wp14="http://schemas.microsoft.com/office/word/2010/wordprocessingDrawing" xmlns:wp="http://schemas.openxmlformats.org/drawingml/2006/wordprocessingDrawing" xmlns:wpg="http://schemas.microsoft.com/office/word/2010/wordprocessingGroup" xmlns:wpi="http://schemas.microsoft.com/office/word/2010/wordprocessingInk" xmlns:wps="http://schemas.microsoft.com/office/word/2010/wordprocessingShape" xmlns:o="urn:schemas-microsoft-com:office:office" xmlns:v="urn:schemas-microsoft-com:vml" xmlns:w10="urn:schemas-microsoft-com:office:word" xmlns:w="http://schemas.openxmlformats.org/wordprocessingml/2006/main" xmlns:w14="http://schemas.microsoft.com/office/word/2010/wordml" xmlns:w15="http://schemas.microsoft.com/office/word/2012/wordml" xmlns:w16cei="http://schemas.microsoft.com/office/word/2026/wordml/cei" xmlns:w16cex="http://schemas.microsoft.com/office/word/2018/wordml/cex" xmlns:w16cid="http://schemas.microsoft.com/office/word/2016/wordml/cid" xmlns:w16="http://schemas.microsoft.com/office/word/2018/wordml" xmlns:w16sdtdh="http://schemas.microsoft.com/office/word/2020/wordml/sdtdatahash" xmlns:w16sdtfl="http://schemas.microsoft.com/office/word/2024/wordml/sdtformatlock" xmlns:w16se="http://schemas.microsoft.com/office/word/2015/wordml/symex" xmlns:w16du="http://schemas.microsoft.com/office/word/2023/wordml/word16du" xmlns:wne="http://schemas.microsoft.com/office/word/2006/wordml" mc:Ignorable="w14 w15 w16se w16cid w16 w16cex w16sdtdh w16sdtfl w16du wp14">
   <w:body>
     <w:p>
       <w:pPr>
@@ -75,21 +75,7 @@
         <w:rPr>
           <w:color w:val="666666"/>
         </w:rPr>
-        <w:t xml:space="preserve">Module 1: The Biological </w:t>
-      </w:r>
-      <w:proofErr w:type="gramStart"/>
-      <w:r>
-        <w:rPr>
-          <w:color w:val="666666"/>
-        </w:rPr>
-        <w:t>Plant  |</w:t>
-      </w:r>
-      <w:proofErr w:type="gramEnd"/>
-      <w:r>
-        <w:rPr>
-          <w:color w:val="666666"/>
-        </w:rPr>
-        <w:t xml:space="preserve">  Fall 2026</w:t>
+        <w:t>Module 1: The Biological Plant  |  Fall 2026</w:t>
       </w:r>
     </w:p>
     <w:p>
@@ -135,17 +121,17 @@
         <w:spacing w:after="100" w:line="300" w:lineRule="auto"/>
       </w:pPr>
       <w:r>
-        <w:t xml:space="preserve">Describe the </w:t>
-      </w:r>
-      <w:r>
-        <w:rPr>
-          <w:b/>
-          <w:bCs/>
-        </w:rPr>
-        <w:t>6-muscle arrangement</w:t>
-      </w:r>
-      <w:r>
-        <w:t xml:space="preserve"> (Gribble et al. 1998): 4 mono-articular + 2 bi-articular muscles, their joint actions, and moment arm geometry.</w:t>
+        <w:t xml:space="preserve">Situate the Gribble model within the </w:t>
+      </w:r>
+      <w:r>
+        <w:rPr>
+          <w:b/>
+          <w:bCs/>
+        </w:rPr>
+        <w:t>muscle-modelling landscape</w:t>
+      </w:r>
+      <w:r>
+        <w:t xml:space="preserve"> — cross-bridge, Hill-type, and simplified Hill variants — and justify the simplifications this course adopts.</w:t>
       </w:r>
     </w:p>
     <w:p>
@@ -158,25 +144,17 @@
         <w:spacing w:after="100" w:line="300" w:lineRule="auto"/>
       </w:pPr>
       <w:r>
-        <w:t xml:space="preserve">Implement the </w:t>
-      </w:r>
-      <w:r>
-        <w:rPr>
-          <w:b/>
-          <w:bCs/>
-        </w:rPr>
-        <w:t>exponential force-length relationship</w:t>
-      </w:r>
-      <w:r>
-        <w:t>: M̃ = ρ[exp(</w:t>
-      </w:r>
-      <w:proofErr w:type="spellStart"/>
-      <w:r>
-        <w:t>cA</w:t>
-      </w:r>
-      <w:proofErr w:type="spellEnd"/>
-      <w:r>
-        <w:t>) − 1] and explain the role of the recruitment parameter c.</w:t>
+        <w:t xml:space="preserve">Describe the </w:t>
+      </w:r>
+      <w:r>
+        <w:rPr>
+          <w:b/>
+          <w:bCs/>
+        </w:rPr>
+        <w:t>6-muscle arrangement</w:t>
+      </w:r>
+      <w:r>
+        <w:t xml:space="preserve"> (Gribble et al. 1998): 4 mono-articular + 2 bi-articular muscles, their joint actions, and moment arm geometry.</w:t>
       </w:r>
     </w:p>
     <w:p>
@@ -196,10 +174,10 @@
           <w:b/>
           <w:bCs/>
         </w:rPr>
-        <w:t>sigmoidal force-velocity relationship</w:t>
-      </w:r>
-      <w:r>
-        <w:t xml:space="preserve"> and explain why lengthening contractions produce more force than shortening contractions.</w:t>
+        <w:t>exponential force-length relationship</w:t>
+      </w:r>
+      <w:r>
+        <w:t>: M̃ = ρ[exp(cA) − 1] and explain the role of the recruitment parameter c.</w:t>
       </w:r>
     </w:p>
     <w:p>
@@ -219,10 +197,10 @@
           <w:b/>
           <w:bCs/>
         </w:rPr>
-        <w:t>second-order calcium kinetics filter</w:t>
-      </w:r>
-      <w:r>
-        <w:t xml:space="preserve"> and explain why muscle force cannot change instantaneously.</w:t>
+        <w:t>sigmoidal force-velocity relationship</w:t>
+      </w:r>
+      <w:r>
+        <w:t xml:space="preserve"> and explain why lengthening contractions produce more force than shortening contractions.</w:t>
       </w:r>
     </w:p>
     <w:p>
@@ -235,17 +213,17 @@
         <w:spacing w:after="100" w:line="300" w:lineRule="auto"/>
       </w:pPr>
       <w:r>
-        <w:t xml:space="preserve">Describe </w:t>
-      </w:r>
-      <w:r>
-        <w:rPr>
-          <w:b/>
-          <w:bCs/>
-        </w:rPr>
-        <w:t>passive elasticity</w:t>
-      </w:r>
-      <w:r>
-        <w:t xml:space="preserve"> and its role in stabilizing the limb at rest.</w:t>
+        <w:t xml:space="preserve">Implement the </w:t>
+      </w:r>
+      <w:r>
+        <w:rPr>
+          <w:b/>
+          <w:bCs/>
+        </w:rPr>
+        <w:t>second-order calcium kinetics filter</w:t>
+      </w:r>
+      <w:r>
+        <w:t xml:space="preserve"> and explain why muscle force cannot change instantaneously.</w:t>
       </w:r>
     </w:p>
     <w:p>
@@ -258,6 +236,29 @@
         <w:spacing w:after="100" w:line="300" w:lineRule="auto"/>
       </w:pPr>
       <w:r>
+        <w:t xml:space="preserve">Describe </w:t>
+      </w:r>
+      <w:r>
+        <w:rPr>
+          <w:b/>
+          <w:bCs/>
+        </w:rPr>
+        <w:t>passive elasticity</w:t>
+      </w:r>
+      <w:r>
+        <w:t xml:space="preserve"> and its role in stabilizing the limb at rest.</w:t>
+      </w:r>
+    </w:p>
+    <w:p>
+      <w:pPr>
+        <w:pStyle w:val="ListParagraph"/>
+        <w:numPr>
+          <w:ilvl w:val="0"/>
+          <w:numId w:val="2"/>
+        </w:numPr>
+        <w:spacing w:after="100" w:line="300" w:lineRule="auto"/>
+      </w:pPr>
+      <w:r>
         <w:t xml:space="preserve">Specify all </w:t>
       </w:r>
       <w:r>
@@ -319,7 +320,7 @@
           <w:b/>
           <w:bCs/>
         </w:rPr>
-        <w:t>Implementation Reference:</w:t>
+        <w:t>Required Reading (implementation reference):</w:t>
       </w:r>
     </w:p>
     <w:p>
@@ -339,23 +340,7 @@
           <w:i/>
           <w:iCs/>
         </w:rPr>
-        <w:t xml:space="preserve">J. </w:t>
-      </w:r>
-      <w:proofErr w:type="spellStart"/>
-      <w:r>
-        <w:rPr>
-          <w:i/>
-          <w:iCs/>
-        </w:rPr>
-        <w:t>Neurophysiol</w:t>
-      </w:r>
-      <w:proofErr w:type="spellEnd"/>
-      <w:r>
-        <w:rPr>
-          <w:i/>
-          <w:iCs/>
-        </w:rPr>
-        <w:t>., 79</w:t>
+        <w:t>J. Neurophysiol., 79</w:t>
       </w:r>
       <w:r>
         <w:t>(3), 1409–1424. Sections: Arm Model and Muscle Model, pp. 1410–1411.</w:t>
@@ -391,48 +376,52 @@
           <w:i/>
           <w:iCs/>
         </w:rPr>
-        <w:t xml:space="preserve">J. </w:t>
-      </w:r>
-      <w:proofErr w:type="spellStart"/>
+        <w:t>J. Neurophysiol., 95</w:t>
+      </w:r>
+      <w:r>
+        <w:t>(5), 2898–2912. — A full Hill-type muscle model with series elastic element and Hatze activation dynamics. Read Fig. 3 for comparison with our pipeline.</w:t>
+      </w:r>
+    </w:p>
+    <w:p>
+      <w:r>
+        <w:br w:type="page"/>
+      </w:r>
+    </w:p>
+    <w:p>
+      <w:pPr>
+        <w:pStyle w:val="Heading1"/>
+      </w:pPr>
+      <w:r>
+        <w:lastRenderedPageBreak/>
+        <w:t>1. From Kinematics to Dynamics: Why Muscles Matter</w:t>
+      </w:r>
+    </w:p>
+    <w:p>
+      <w:pPr>
+        <w:spacing w:after="160" w:line="300" w:lineRule="auto"/>
+      </w:pPr>
+      <w:r>
+        <w:t xml:space="preserve">Last week we built the geometric skeleton—a 2-link arm that maps joint angles to hand positions. But the skeleton has no way to </w:t>
+      </w:r>
       <w:r>
         <w:rPr>
           <w:i/>
           <w:iCs/>
         </w:rPr>
-        <w:t>Neurophysiol</w:t>
-      </w:r>
-      <w:proofErr w:type="spellEnd"/>
-      <w:r>
-        <w:rPr>
-          <w:i/>
-          <w:iCs/>
-        </w:rPr>
-        <w:t>., 95</w:t>
-      </w:r>
-      <w:r>
-        <w:t xml:space="preserve">(5), 2898–2912. — A full Hill-type muscle model with series elastic element and </w:t>
-      </w:r>
-      <w:proofErr w:type="spellStart"/>
-      <w:r>
-        <w:t>Hatze</w:t>
-      </w:r>
-      <w:proofErr w:type="spellEnd"/>
-      <w:r>
-        <w:t xml:space="preserve"> activation dynamics. Read Fig. 3 for comparison with our pipeline.</w:t>
-      </w:r>
-    </w:p>
-    <w:p>
-      <w:r>
-        <w:br w:type="page"/>
-      </w:r>
-    </w:p>
-    <w:p>
-      <w:pPr>
-        <w:pStyle w:val="Heading1"/>
-      </w:pPr>
-      <w:r>
-        <w:lastRenderedPageBreak/>
-        <w:t>1. From Kinematics to Dynamics: Why Muscles Matter</w:t>
+        <w:t>move</w:t>
+      </w:r>
+      <w:r>
+        <w:t xml:space="preserve">. It has no actuators, no forces, no dynamics. This week we add the engines: </w:t>
+      </w:r>
+      <w:r>
+        <w:rPr>
+          <w:b/>
+          <w:bCs/>
+        </w:rPr>
+        <w:t>muscles</w:t>
+      </w:r>
+      <w:r>
+        <w:t>.</w:t>
       </w:r>
     </w:p>
     <w:p>
@@ -440,51 +429,7 @@
         <w:spacing w:after="160" w:line="300" w:lineRule="auto"/>
       </w:pPr>
       <w:r>
-        <w:t xml:space="preserve">Last week we built the geometric skeleton—a 2-link arm that maps joint angles to hand positions. But the skeleton has no way to </w:t>
-      </w:r>
-      <w:r>
-        <w:rPr>
-          <w:i/>
-          <w:iCs/>
-        </w:rPr>
-        <w:t>move</w:t>
-      </w:r>
-      <w:r>
-        <w:t xml:space="preserve">. It has no actuators, no forces, no dynamics. This week we add the engines: </w:t>
-      </w:r>
-      <w:r>
-        <w:rPr>
-          <w:b/>
-          <w:bCs/>
-        </w:rPr>
-        <w:t>muscles</w:t>
-      </w:r>
-      <w:r>
-        <w:t>.</w:t>
-      </w:r>
-    </w:p>
-    <w:p>
-      <w:pPr>
-        <w:spacing w:after="160" w:line="300" w:lineRule="auto"/>
-      </w:pPr>
-      <w:r>
-        <w:t xml:space="preserve">The distinction is fundamental. Kinematics </w:t>
-      </w:r>
-      <w:proofErr w:type="gramStart"/>
-      <w:r>
-        <w:t>asks</w:t>
-      </w:r>
-      <w:proofErr w:type="gramEnd"/>
-      <w:r>
-        <w:t xml:space="preserve"> “where is the hand?” Dynamics </w:t>
-      </w:r>
-      <w:proofErr w:type="gramStart"/>
-      <w:r>
-        <w:t>asks</w:t>
-      </w:r>
-      <w:proofErr w:type="gramEnd"/>
-      <w:r>
-        <w:t xml:space="preserve"> “what forces are required to move the hand there?” The answer depends on the properties of the muscles—their force-generating capacity, their dependence on length and velocity, and the time it takes for force to develop after a neural command.</w:t>
+        <w:t>The distinction is fundamental. Kinematics asks “where is the hand?” Dynamics asks “what forces are required to move the hand there?” The answer depends on the properties of the muscles—their force-generating capacity, their dependence on length and velocity, and the time it takes for force to develop after a neural command.</w:t>
       </w:r>
     </w:p>
     <w:p>
@@ -678,10 +623,236 @@
     </w:p>
     <w:p>
       <w:pPr>
+        <w:pStyle w:val="Heading2"/>
+        <w:pBdr>
+          <w:bottom w:val="single" w:sz="1" w:space="4" w:color="2E86AB"/>
+        </w:pBdr>
+      </w:pPr>
+      <w:r>
+        <w:lastRenderedPageBreak/>
+        <w:t>1.1  Choosing a Muscle Model</w:t>
+      </w:r>
+    </w:p>
+    <w:p>
+      <w:pPr>
+        <w:spacing w:after="160" w:line="300" w:lineRule="auto"/>
+      </w:pPr>
+      <w:r>
+        <w:t>Before building, it is worth knowing what we are choosing among, and what the choice costs. Muscle models fall into roughly three families.</w:t>
+      </w:r>
+    </w:p>
+    <w:p>
+      <w:pPr>
+        <w:spacing w:after="160" w:line="300" w:lineRule="auto"/>
+      </w:pPr>
+      <w:r>
+        <w:rPr>
+          <w:b/>
+          <w:bCs/>
+        </w:rPr>
+        <w:t xml:space="preserve">Cross-bridge models (Huxley, 1957). </w:t>
+      </w:r>
+      <w:r>
+        <w:t xml:space="preserve">These describe actin–myosin bond kinetics at the sarcomere level: a muscle’s state is a </w:t>
+      </w:r>
+      <w:r>
+        <w:rPr>
+          <w:i/>
+          <w:iCs/>
+        </w:rPr>
+        <w:t>distribution</w:t>
+      </w:r>
+      <w:r>
+        <w:t xml:space="preserve"> of attached cross-bridges over bond length, evolving under a partial differential equation. They earn the force–velocity curve and heat production from first principles instead of fitting them. The cost is that each muscle carries a distribution rather than a few numbers — far too expensive for six muscles integrated thousands of times, and far more mechanism than a question about reaching requires.</w:t>
+      </w:r>
+    </w:p>
+    <w:p>
+      <w:pPr>
+        <w:spacing w:after="160" w:line="300" w:lineRule="auto"/>
+      </w:pPr>
+      <w:r>
+        <w:rPr>
+          <w:b/>
+          <w:bCs/>
+        </w:rPr>
+        <w:t xml:space="preserve">Hill-type models (Hill, 1938; Zajac, 1989). </w:t>
+      </w:r>
+      <w:r>
+        <w:t>Phenomenological and lumped: a contractile element in series with an elastic tendon and in parallel with passive tissue, with force built as activation × f(length) × f(velocity). Zajac’s contribution was to standardise this into a dimensionless musculotendon model with normalised curves and pennation — the framework behind most modern biomechanics software, and your required reading this week. The price of a compliant tendon is that contractile-element length is no longer known from the joint angles: it becomes a hidden state, recovered at every timestep by solving an equation that is numerically stiff.</w:t>
+      </w:r>
+    </w:p>
+    <w:p>
+      <w:pPr>
+        <w:spacing w:after="160" w:line="300" w:lineRule="auto"/>
+      </w:pPr>
+      <w:r>
+        <w:rPr>
+          <w:b/>
+          <w:bCs/>
+        </w:rPr>
+        <w:t xml:space="preserve">Simplified Hill variants (Gribble et al., 1998). </w:t>
+      </w:r>
+      <w:r>
+        <w:t xml:space="preserve">Ours. It keeps the Hill skeleton — activation, force–length, force–velocity, passive elasticity — but assumes a </w:t>
+      </w:r>
+      <w:r>
+        <w:rPr>
+          <w:b/>
+          <w:bCs/>
+        </w:rPr>
+        <w:t>rigid tendon</w:t>
+      </w:r>
+      <w:r>
+        <w:t>, replaces the bell-shaped force–length curve with an exponential, and lumps activation dynamics into a single second-order filter.</w:t>
+      </w:r>
+    </w:p>
+    <w:p>
+      <w:pPr>
+        <w:spacing w:after="160" w:line="300" w:lineRule="auto"/>
+      </w:pPr>
+      <w:r>
+        <w:rPr>
+          <w:b/>
+          <w:bCs/>
+        </w:rPr>
+        <w:t xml:space="preserve">Why we start here. </w:t>
+      </w:r>
+      <w:r>
+        <w:t>Four reasons, none of which is that it is the most accurate model available:</w:t>
+      </w:r>
+    </w:p>
+    <w:p>
+      <w:pPr>
+        <w:pStyle w:val="ListParagraph"/>
+        <w:numPr>
+          <w:ilvl w:val="0"/>
+          <w:numId w:val="3"/>
+        </w:numPr>
+        <w:spacing w:after="100" w:line="300" w:lineRule="auto"/>
+      </w:pPr>
+      <w:r>
+        <w:rPr>
+          <w:b/>
+          <w:bCs/>
+        </w:rPr>
+        <w:t xml:space="preserve">State economy. </w:t>
+      </w:r>
+      <w:r>
+        <w:t>Two states per muscle, twelve for the arm. With the four kinematic states, the entire plant is a 16-dimensional ODE — small enough for RK4 to integrate without trouble, and small enough for you to inspect by hand when it misbehaves.</w:t>
+      </w:r>
+    </w:p>
+    <w:p>
+      <w:pPr>
+        <w:pStyle w:val="ListParagraph"/>
+        <w:numPr>
+          <w:ilvl w:val="0"/>
+          <w:numId w:val="3"/>
+        </w:numPr>
+        <w:spacing w:after="100" w:line="300" w:lineRule="auto"/>
+      </w:pPr>
+      <w:r>
+        <w:rPr>
+          <w:b/>
+          <w:bCs/>
+        </w:rPr>
+        <w:t xml:space="preserve">Closed form, no inner solve. </w:t>
+      </w:r>
+      <w:r>
+        <w:t xml:space="preserve">A rigid tendon means contractile-element length </w:t>
+      </w:r>
+      <w:r>
+        <w:rPr>
+          <w:i/>
+          <w:iCs/>
+        </w:rPr>
+        <w:t>is</w:t>
+      </w:r>
+      <w:r>
+        <w:t xml:space="preserve"> muscle length, read directly off the joint angles. No hidden state, no per-timestep root-finding, no stiff tendon dynamics. This is what lets you write the muscle in an afternoon.</w:t>
+      </w:r>
+    </w:p>
+    <w:p>
+      <w:pPr>
+        <w:pStyle w:val="ListParagraph"/>
+        <w:numPr>
+          <w:ilvl w:val="0"/>
+          <w:numId w:val="3"/>
+        </w:numPr>
+        <w:spacing w:after="100" w:line="300" w:lineRule="auto"/>
+      </w:pPr>
+      <w:r>
+        <w:rPr>
+          <w:b/>
+          <w:bCs/>
+        </w:rPr>
+        <w:t xml:space="preserve">λ-compatibility. </w:t>
+      </w:r>
+      <w:r>
+        <w:t>Week 4 needs activation A = [l − λ]⁺ expressed as a length in millimetres, and the exponential of Equation 4.1 was designed around exactly that.</w:t>
+      </w:r>
+    </w:p>
+    <w:p>
+      <w:pPr>
+        <w:pStyle w:val="ListParagraph"/>
+        <w:numPr>
+          <w:ilvl w:val="0"/>
+          <w:numId w:val="3"/>
+        </w:numPr>
+        <w:spacing w:after="100" w:line="300" w:lineRule="auto"/>
+      </w:pPr>
+      <w:r>
+        <w:rPr>
+          <w:b/>
+          <w:bCs/>
+        </w:rPr>
+        <w:t xml:space="preserve">A published benchmark. </w:t>
+      </w:r>
+      <w:r>
+        <w:t>Gribble et al. report multi-joint reaching results from this same model, so your simulations have something external to be checked against.</w:t>
+      </w:r>
+    </w:p>
+    <w:p>
+      <w:pPr>
+        <w:spacing w:after="160" w:line="300" w:lineRule="auto"/>
+      </w:pPr>
+      <w:r>
+        <w:rPr>
+          <w:b/>
+          <w:bCs/>
+        </w:rPr>
+        <w:t xml:space="preserve">What we give up. </w:t>
+      </w:r>
+      <w:r>
+        <w:t xml:space="preserve">The rigid tendon removes elastic energy storage and recoil. The exponential force–length curve rises monotonically over the operating range, so there is no optimal length and no descending limb. The single filter lumps calcium release and binding together, discarding length-dependent calcium sensitivity. Pennation, fatigue, and history dependence are absent altogether. None of these omissions bite for the slow-to-moderate horizontal reaching we simulate; most of </w:t>
+      </w:r>
+      <w:r>
+        <w:lastRenderedPageBreak/>
+        <w:t>them would for explosive movement. Section 8.3 places our model beside a full Hill-type implementation once you have built it.</w:t>
+      </w:r>
+    </w:p>
+    <w:p>
+      <w:pPr>
+        <w:spacing w:after="160" w:line="300" w:lineRule="auto"/>
+      </w:pPr>
+      <w:r>
+        <w:t xml:space="preserve">The general lesson is worth carrying past this week: a model is a claim about what you intend to explain. Gribble et al. wanted to know whether </w:t>
+      </w:r>
+      <w:r>
+        <w:rPr>
+          <w:i/>
+          <w:iCs/>
+        </w:rPr>
+        <w:t>simple</w:t>
+      </w:r>
+      <w:r>
+        <w:t xml:space="preserve"> control signals could produce realistic reaching, so they needed a plant faithful enough to be convincing and cheap enough to simulate repeatedly. Ours is the same bargain.</w:t>
+      </w:r>
+    </w:p>
+    <w:p>
+      <w:pPr>
         <w:pStyle w:val="Heading1"/>
       </w:pPr>
       <w:r>
-        <w:lastRenderedPageBreak/>
         <w:t>2. The 6-Muscle Arrangement</w:t>
       </w:r>
     </w:p>
@@ -765,13 +936,8 @@
           <w:bottom w:val="single" w:sz="1" w:space="4" w:color="2E86AB"/>
         </w:pBdr>
       </w:pPr>
-      <w:proofErr w:type="gramStart"/>
-      <w:r>
-        <w:t>2.1  Muscle</w:t>
-      </w:r>
-      <w:proofErr w:type="gramEnd"/>
-      <w:r>
-        <w:t xml:space="preserve"> Groups</w:t>
+      <w:r>
+        <w:t>2.1  Muscle Groups</w:t>
       </w:r>
     </w:p>
     <w:p>
@@ -835,6 +1001,7 @@
           <w:b/>
           <w:bCs/>
         </w:rPr>
+        <w:lastRenderedPageBreak/>
         <w:t>Elbow muscles (mono-articular):</w:t>
       </w:r>
     </w:p>
@@ -904,7 +1071,6 @@
           <w:b/>
           <w:bCs/>
         </w:rPr>
-        <w:lastRenderedPageBreak/>
         <w:t>Biceps short head</w:t>
       </w:r>
       <w:r>
@@ -1021,13 +1187,8 @@
           <w:bottom w:val="single" w:sz="1" w:space="4" w:color="2E86AB"/>
         </w:pBdr>
       </w:pPr>
-      <w:proofErr w:type="gramStart"/>
-      <w:r>
-        <w:t>2.2  Force</w:t>
-      </w:r>
-      <w:proofErr w:type="gramEnd"/>
-      <w:r>
-        <w:t>-Generating Capacity (PCSA)</w:t>
+      <w:r>
+        <w:t>2.2  Force-Generating Capacity (PCSA)</w:t>
       </w:r>
     </w:p>
     <w:p>
@@ -1061,7 +1222,7 @@
           <wp:inline distT="0" distB="0" distL="0" distR="0" wp14:anchorId="51577B93" wp14:editId="242C90EB">
             <wp:extent cx="5334000" cy="2190750"/>
             <wp:effectExtent l="0" t="0" r="0" b="0"/>
-            <wp:docPr id="237568298" name="Figure 3. Left: PCSA values determine relative force-generating capacity. Right: Moment arm geometry — extensors are constant, flexors vary with joint angle." descr="Figure 3. Left: PCSA values determine relative force-generating capacity. Right: Moment arm geometry — extensors are constant, flexors vary with joint angle." title="Figure 3. Left: PCSA values determine relative force-generating capacity. Right: Moment arm geometry — extensors are constant, flexors vary with joint angle."/>
+            <wp:docPr id="237568298" name="Figure 3. Left: PCSA values determine relative force-generating capacity. Right: the moment arms as implemented in this course — constant for every muscle, positive for flexors and negative for extensors." descr="Figure 3. Left: PCSA values determine relative force-generating capacity. Right: the moment arms as implemented in this course — constant for every muscle, positive for flexors and negative for extensors." title="Figure 3. Left: PCSA values determine relative force-generating capacity. Right: the moment arms as implemented in this course — constant for every muscle, positive for flexors and negative for extensors."/>
             <wp:cNvGraphicFramePr>
               <a:graphicFrameLocks xmlns:a="http://schemas.openxmlformats.org/drawingml/2006/main" noChangeAspect="1"/>
             </wp:cNvGraphicFramePr>
@@ -1110,7 +1271,7 @@
           <w:sz w:val="20"/>
           <w:szCs w:val="20"/>
         </w:rPr>
-        <w:t>Figure 3. Left: PCSA values determine relative force-generating capacity. Right: Moment arm geometry — extensors are constant, flexors vary with joint angle.</w:t>
+        <w:t>Figure 3. Left: PCSA values determine relative force-generating capacity. Right: the moment arms as implemented in this course — constant for every muscle, positive for flexors and negative for extensors.</w:t>
       </w:r>
     </w:p>
     <w:p>
@@ -1188,13 +1349,8 @@
           <w:bottom w:val="single" w:sz="1" w:space="4" w:color="2E86AB"/>
         </w:pBdr>
       </w:pPr>
-      <w:proofErr w:type="gramStart"/>
-      <w:r>
-        <w:t>3.1  Extensor</w:t>
-      </w:r>
-      <w:proofErr w:type="gramEnd"/>
-      <w:r>
-        <w:t xml:space="preserve"> Moment Arms (Constant)</w:t>
+      <w:r>
+        <w:t>3.1  Extensor Moment Arms</w:t>
       </w:r>
     </w:p>
     <w:p>
@@ -1268,13 +1424,8 @@
           <w:bottom w:val="single" w:sz="1" w:space="4" w:color="2E86AB"/>
         </w:pBdr>
       </w:pPr>
-      <w:proofErr w:type="gramStart"/>
-      <w:r>
-        <w:t>3.2  Flexor</w:t>
-      </w:r>
-      <w:proofErr w:type="gramEnd"/>
-      <w:r>
-        <w:t xml:space="preserve"> Moment Arms (Angle-Dependent)</w:t>
+      <w:r>
+        <w:t>3.2  Flexor Moment Arms, and the Constant-Arm Simplification</w:t>
       </w:r>
     </w:p>
     <w:p>
@@ -1282,7 +1433,7 @@
         <w:spacing w:after="160" w:line="300" w:lineRule="auto"/>
       </w:pPr>
       <w:r>
-        <w:t xml:space="preserve">The three flexor muscles (pectoralis, biceps long, biceps short) have </w:t>
+        <w:t xml:space="preserve">In the anatomical data underlying Gribble et al. (1998), the three flexor muscles (pectoralis, biceps long, biceps short) have </w:t>
       </w:r>
       <w:r>
         <w:rPr>
@@ -1292,7 +1443,60 @@
         <w:t>moment arms that vary with joint angle</w:t>
       </w:r>
       <w:r>
-        <w:t>, computed from musculoskeletal geometry. Values range from 2.5 to 5 cm. This angle dependence arises because flexor tendons wrap around the joint differently at different angles—at high flexion, the tendon is further from the joint center, creating a larger moment arm.</w:t>
+        <w:t xml:space="preserve"> (An et al., 1981, 1989). A flexor tendon wraps around the joint differently at different angles: at high flexion it sits further from the joint centre, so the moment arm grows.</w:t>
+      </w:r>
+    </w:p>
+    <w:p>
+      <w:pPr>
+        <w:spacing w:after="160" w:line="300" w:lineRule="auto"/>
+      </w:pPr>
+      <w:r>
+        <w:rPr>
+          <w:b/>
+          <w:bCs/>
+        </w:rPr>
+        <w:t xml:space="preserve">What this course implements is simpler. </w:t>
+      </w:r>
+      <w:r>
+        <w:t xml:space="preserve">We assign every muscle a </w:t>
+      </w:r>
+      <w:r>
+        <w:rPr>
+          <w:b/>
+          <w:bCs/>
+        </w:rPr>
+        <w:t>constant</w:t>
+      </w:r>
+      <w:r>
+        <w:t xml:space="preserve"> moment arm — for the flexors, a fixed mid-range value. This is the assumption that makes muscle length </w:t>
+      </w:r>
+      <w:r>
+        <w:rPr>
+          <w:b/>
+          <w:bCs/>
+        </w:rPr>
+        <w:t>linear</w:t>
+      </w:r>
+      <w:r>
+        <w:t xml:space="preserve"> in the joint angles, l(q) = l_ref − r_sh·(θ₁ − θ₁,ref) − r_el·(θ₂ − θ₂,ref), and muscle velocity a fixed linear combination of joint velocities, dl/dt = −r_sh·θ̇₁ − r_el·θ̇₂. Both are the expressions you will implement this week. With angle-dependent arms, neither closed form would hold. The reason is that the moment arm is not an independent quantity: it is the rate at which muscle length changes with joint angle, r = −∂l/∂θ. A constant moment arm and a length that is linear in the joint angles are therefore the same statement, said two ways. Let r vary with q and the consequences follow immediately — length becomes the integral of r along the joint trajectory instead of a straight-line function of it; velocity needs the geometry re-evaluated from the current posture at every timestep rather than read from two fixed coefficients; and the torque r(q)·F changes with posture even when the muscle force does not.</w:t>
+      </w:r>
+    </w:p>
+    <w:p>
+      <w:pPr>
+        <w:spacing w:after="160" w:line="300" w:lineRule="auto"/>
+      </w:pPr>
+      <w:r>
+        <w:t xml:space="preserve">One consequence is worth stating plainly, because it is natural to assume the opposite: with constant moment arms, </w:t>
+      </w:r>
+      <w:r>
+        <w:rPr>
+          <w:b/>
+          <w:bCs/>
+        </w:rPr>
+        <w:t>torque per unit muscle force does not depend on arm configuration</w:t>
+      </w:r>
+      <w:r>
+        <w:t>. In Weeks 2–3 the only configuration dependence in a muscle’s force is the passive spring k(l − r), which varies because length varies. The configuration dependence you met in Week 1 is real, but it lives in the Jacobian — and, from Week 3, the inertia matrix — not in the moment arms. Week 6 returns to this, where actuator redundancy makes moment-arm geometry matter directly.</w:t>
       </w:r>
     </w:p>
     <w:p>
@@ -1362,6 +1566,7 @@
                 <w:bCs/>
                 <w:color w:val="2E86AB"/>
               </w:rPr>
+              <w:lastRenderedPageBreak/>
               <w:t>Moment Arms and Muscle Redundancy</w:t>
             </w:r>
           </w:p>
@@ -1380,10 +1585,7 @@
               <w:t>actuator redundancy</w:t>
             </w:r>
             <w:r>
-              <w:t xml:space="preserve">: there are infinitely many combinations of muscle forces that produce the same net joint torques. For example, co-contracting the shoulder flexor and extensor produces no net torque but increases joint stiffness. This is distinct from the kinematic redundancy discussed in Week 1 (which our 2-DOF model does not have). </w:t>
-            </w:r>
-            <w:r>
-              <w:t>We will encounter this actuator redundancy directly in Week 6 (Inverse Dynamics &amp; Static Optimization).</w:t>
+              <w:t>: there are infinitely many combinations of muscle forces that produce the same net joint torques. For example, co-contracting the shoulder flexor and extensor produces no net torque but increases joint stiffness. This is distinct from the kinematic redundancy discussed in Week 1 (which our 2-DOF model does not have). We will encounter this actuator redundancy directly in Week 6 (Inverse Dynamics &amp; Static Optimization).</w:t>
             </w:r>
           </w:p>
         </w:tc>
@@ -1427,27 +1629,7 @@
           <w:sz w:val="24"/>
           <w:szCs w:val="24"/>
         </w:rPr>
-        <w:t>M̃ = ρ [exp(</w:t>
-      </w:r>
-      <w:proofErr w:type="spellStart"/>
-      <w:r>
-        <w:rPr>
-          <w:rFonts w:ascii="Cambria Math" w:eastAsia="Cambria Math" w:hAnsi="Cambria Math" w:cs="Cambria Math"/>
-          <w:color w:val="1B2A4A"/>
-          <w:sz w:val="24"/>
-          <w:szCs w:val="24"/>
-        </w:rPr>
-        <w:t>cA</w:t>
-      </w:r>
-      <w:proofErr w:type="spellEnd"/>
-      <w:r>
-        <w:rPr>
-          <w:rFonts w:ascii="Cambria Math" w:eastAsia="Cambria Math" w:hAnsi="Cambria Math" w:cs="Cambria Math"/>
-          <w:color w:val="1B2A4A"/>
-          <w:sz w:val="24"/>
-          <w:szCs w:val="24"/>
-        </w:rPr>
-        <w:t>) − 1]</w:t>
+        <w:t>M̃ = ρ [exp(cA) − 1]</w:t>
       </w:r>
       <w:r>
         <w:rPr>
@@ -1541,6 +1723,51 @@
       </w:r>
       <w:r>
         <w:t xml:space="preserve"> is the muscle activation variable (see below)</w:t>
+      </w:r>
+    </w:p>
+    <w:p>
+      <w:pPr>
+        <w:spacing w:after="160" w:line="300" w:lineRule="auto"/>
+      </w:pPr>
+      <w:r>
+        <w:rPr>
+          <w:b/>
+          <w:bCs/>
+        </w:rPr>
+        <w:t xml:space="preserve">A note on the name. </w:t>
+      </w:r>
+      <w:r>
+        <w:t>Equation 4.1 is called a force–</w:t>
+      </w:r>
+      <w:r>
+        <w:rPr>
+          <w:b/>
+          <w:bCs/>
+        </w:rPr>
+        <w:t>length</w:t>
+      </w:r>
+      <w:r>
+        <w:t xml:space="preserve"> relationship because of how A is defined in the λ model (Week 4), where A = [l − λ]⁺ is a </w:t>
+      </w:r>
+      <w:r>
+        <w:rPr>
+          <w:b/>
+          <w:bCs/>
+        </w:rPr>
+        <w:t>length</w:t>
+      </w:r>
+      <w:r>
+        <w:t xml:space="preserve"> — the amount by which the muscle exceeds its centrally specified threshold, in millimetres. That is where the units of c come from. In Weeks 2–3, however, we set A = G·a from a dimensionless activation, and </w:t>
+      </w:r>
+      <w:r>
+        <w:rPr>
+          <w:b/>
+          <w:bCs/>
+        </w:rPr>
+        <w:t>no muscle length enters Equation 4.1 at all</w:t>
+      </w:r>
+      <w:r>
+        <w:t>. The function you write this week will take an activation and ρ, and never receive l. Active force becomes genuinely length-dependent only in Week 4; until then, the sole length-dependent term in a muscle’s output is the passive spring of Section 7.</w:t>
       </w:r>
     </w:p>
     <w:tbl>
@@ -1620,15 +1847,7 @@
               <w:t>λ model</w:t>
             </w:r>
             <w:r>
-              <w:t xml:space="preserve"> (Week 4), where A = [l − </w:t>
-            </w:r>
-            <w:proofErr w:type="gramStart"/>
-            <w:r>
-              <w:t>λ]⁺</w:t>
-            </w:r>
-            <w:proofErr w:type="gramEnd"/>
-            <w:r>
-              <w:t xml:space="preserve"> is a muscle length displacement in </w:t>
+              <w:t xml:space="preserve"> (Week 4), where A = [l − λ]⁺ is a muscle length displacement in </w:t>
             </w:r>
             <w:r>
               <w:rPr>
@@ -1638,23 +1857,7 @@
               <w:t>millimeters</w:t>
             </w:r>
             <w:r>
-              <w:t xml:space="preserve">. In Weeks 2–3, we don’t have the λ model yet. Instead, we drive muscles with a dimensionless activation a ∈ [0, 1]. If we plug a directly into Equation 4.1, the product </w:t>
-            </w:r>
-            <w:proofErr w:type="spellStart"/>
-            <w:r>
-              <w:t>cA</w:t>
-            </w:r>
-            <w:proofErr w:type="spellEnd"/>
-            <w:r>
-              <w:t xml:space="preserve"> = 0.112 × 1.0 = 0.112 at maximum activation. The exponential barely rises: </w:t>
-            </w:r>
-            <w:proofErr w:type="gramStart"/>
-            <w:r>
-              <w:t>exp(</w:t>
-            </w:r>
-            <w:proofErr w:type="gramEnd"/>
-            <w:r>
-              <w:t xml:space="preserve">0.112) − 1 ≈ 0.12. For the pectoralis (ρ = 14.9), this gives a maximum force of only </w:t>
+              <w:t xml:space="preserve">. In Weeks 2–3, we don’t have the λ model yet. Instead, we drive muscles with a dimensionless activation a ∈ [0, 1]. If we plug a directly into Equation 4.1, the product cA = 0.112 × 1.0 = 0.112 at maximum activation. The exponential barely rises: exp(0.112) − 1 ≈ 0.12. For the pectoralis (ρ = 14.9), this gives a maximum force of only </w:t>
             </w:r>
             <w:r>
               <w:rPr>
@@ -1684,15 +1887,7 @@
               <w:t>A = G × a</w:t>
             </w:r>
             <w:r>
-              <w:t xml:space="preserve">. Now at a = 1: </w:t>
-            </w:r>
-            <w:proofErr w:type="spellStart"/>
-            <w:r>
-              <w:t>cA</w:t>
-            </w:r>
-            <w:proofErr w:type="spellEnd"/>
-            <w:r>
-              <w:t xml:space="preserve"> = 0.112 × 20 = 2.24, producing </w:t>
+              <w:t xml:space="preserve">. Now at a = 1: cA = 0.112 × 20 = 2.24, producing </w:t>
             </w:r>
             <w:r>
               <w:rPr>
@@ -1715,13 +1910,8 @@
           <w:bottom w:val="single" w:sz="1" w:space="4" w:color="2E86AB"/>
         </w:pBdr>
       </w:pPr>
-      <w:proofErr w:type="gramStart"/>
-      <w:r>
-        <w:t>4.1  The</w:t>
-      </w:r>
-      <w:proofErr w:type="gramEnd"/>
-      <w:r>
-        <w:t xml:space="preserve"> Recruitment Gradient</w:t>
+      <w:r>
+        <w:t>4.1  The Recruitment Gradient</w:t>
       </w:r>
     </w:p>
     <w:p>
@@ -1747,6 +1937,7 @@
         <w:spacing w:after="160" w:line="300" w:lineRule="auto"/>
       </w:pPr>
       <w:r>
+        <w:lastRenderedPageBreak/>
         <w:t>The value c = 0.112 mm⁻¹ was estimated by Gribble et al. from the force-length data of Feldman &amp; Orlovsky (1972), recorded from cat gastrocnemius muscle with intact dorsal and ventral roots under brainstem stimulation—ensuring physiologically realistic activation patterns.</w:t>
       </w:r>
     </w:p>
@@ -1759,12 +1950,11 @@
         <w:rPr>
           <w:noProof/>
         </w:rPr>
-        <w:lastRenderedPageBreak/>
         <w:drawing>
           <wp:inline distT="0" distB="0" distL="0" distR="0" wp14:anchorId="5CC04B08" wp14:editId="580B4C91">
             <wp:extent cx="4572000" cy="2667000"/>
             <wp:effectExtent l="0" t="0" r="0" b="0"/>
-            <wp:docPr id="1687504132" name="Figure 4. The exponential force-length relationship. Higher activation (larger A) produces exponentially more force. c = 0.112 mm⁻¹ from Feldman &amp; Orlovsky (1972)." descr="Figure 4. The exponential force-length relationship. Higher activation (larger A) produces exponentially more force. c = 0.112 mm⁻¹ from Feldman &amp; Orlovsky (1972)." title="Figure 4. The exponential force-length relationship. Higher activation (larger A) produces exponentially more force. c = 0.112 mm⁻¹ from Feldman &amp; Orlovsky (1972)."/>
+            <wp:docPr id="1687504132" name="Figure 4. The exponential force-length relationship (Equation 4.1). The recruitment gradient c = 0.112 mm⁻¹ (Feldman &amp; Orlovsky, 1972) is the same for every muscle; only ρ differs. Reading along a curve shows force rising exponentially with activation; reading between curves shows the effect of ρ, and therefore of PCSA. In Weeks 2–3 the effective activation is A = G·a with a ∈ [0, 1], so the curves span A = 0–20 mm; at full activation the pectoralis reaches about 125 N. Lab 02 reproduces this figure." descr="Figure 4. The exponential force-length relationship (Equation 4.1). The recruitment gradient c = 0.112 mm⁻¹ (Feldman &amp; Orlovsky, 1972) is the same for every muscle; only ρ differs. Reading along a curve shows force rising exponentially with activation; reading between curves shows the effect of ρ, and therefore of PCSA. In Weeks 2–3 the effective activation is A = G·a with a ∈ [0, 1], so the curves span A = 0–20 mm; at full activation the pectoralis reaches about 125 N. Lab 02 reproduces this figure." title="Figure 4. The exponential force-length relationship (Equation 4.1). The recruitment gradient c = 0.112 mm⁻¹ (Feldman &amp; Orlovsky, 1972) is the same for every muscle; only ρ differs. Reading along a curve shows force rising exponentially with activation; reading between curves shows the effect of ρ, and therefore of PCSA. In Weeks 2–3 the effective activation is A = G·a with a ∈ [0, 1], so the curves span A = 0–20 mm; at full activation the pectoralis reaches about 125 N. Lab 02 reproduces this figure."/>
             <wp:cNvGraphicFramePr>
               <a:graphicFrameLocks xmlns:a="http://schemas.openxmlformats.org/drawingml/2006/main" noChangeAspect="1"/>
             </wp:cNvGraphicFramePr>
@@ -1813,7 +2003,7 @@
           <w:sz w:val="20"/>
           <w:szCs w:val="20"/>
         </w:rPr>
-        <w:t>Figure 4. The exponential force-length relationship. Higher activation (larger A) produces exponentially more force. c = 0.112 mm⁻¹ from Feldman &amp; Orlovsky (1972).</w:t>
+        <w:t>Figure 4. The exponential force-length relationship (Equation 4.1). The recruitment gradient c = 0.112 mm⁻¹ (Feldman &amp; Orlovsky, 1972) is the same for every muscle; only ρ differs. Reading along a curve shows force rising exponentially with activation; reading between curves shows the effect of ρ, and therefore of PCSA. In Weeks 2–3 the effective activation is A = G·a with a ∈ [0, 1], so the curves span A = 0–20 mm; at full activation the pectoralis reaches about 125 N. Lab 02 reproduces this figure.</w:t>
       </w:r>
     </w:p>
     <w:p>
@@ -1823,13 +2013,8 @@
           <w:bottom w:val="single" w:sz="1" w:space="4" w:color="2E86AB"/>
         </w:pBdr>
       </w:pPr>
-      <w:proofErr w:type="gramStart"/>
-      <w:r>
-        <w:t>4.2  The</w:t>
-      </w:r>
-      <w:proofErr w:type="gramEnd"/>
-      <w:r>
-        <w:t xml:space="preserve"> ρ Parameter</w:t>
+      <w:r>
+        <w:t>4.2  The ρ Parameter</w:t>
       </w:r>
     </w:p>
     <w:p>
@@ -1837,23 +2022,7 @@
         <w:spacing w:after="160" w:line="300" w:lineRule="auto"/>
       </w:pPr>
       <w:r>
-        <w:t>The magnitude parameter ρ is specific to each muscle and proportional to its PCSA. Gribble et al. compute ρ by scaling PCSA values by 1 N/cm², chosen to match the predicted static stiffness of the model to empirical measurements (</w:t>
-      </w:r>
-      <w:proofErr w:type="spellStart"/>
-      <w:r>
-        <w:t>Gomi</w:t>
-      </w:r>
-      <w:proofErr w:type="spellEnd"/>
-      <w:r>
-        <w:t xml:space="preserve"> &amp; </w:t>
-      </w:r>
-      <w:proofErr w:type="spellStart"/>
-      <w:r>
-        <w:t>Kawato</w:t>
-      </w:r>
-      <w:proofErr w:type="spellEnd"/>
-      <w:r>
-        <w:t xml:space="preserve"> 1995; Tsuji et al. 1995):</w:t>
+        <w:t>The magnitude parameter ρ is specific to each muscle and proportional to its PCSA. Gribble et al. compute ρ by scaling PCSA values by 1 N/cm², chosen to match the predicted static stiffness of the model to empirical measurements (Gomi &amp; Kawato 1995; Tsuji et al. 1995):</w:t>
       </w:r>
     </w:p>
     <w:tbl>
@@ -1969,7 +2138,7 @@
                 <w:sz w:val="18"/>
                 <w:szCs w:val="18"/>
               </w:rPr>
-              <w:t>ρ (N/cm² × PCSA)</w:t>
+              <w:t>ρ (N)</w:t>
             </w:r>
           </w:p>
         </w:tc>
@@ -2700,15 +2869,7 @@
         <w:t>calcium kinetics</w:t>
       </w:r>
       <w:r>
-        <w:t xml:space="preserve"> of the contractile machinery impose a low-pass filter on force production. Gribble et al. model this as a </w:t>
-      </w:r>
-      <w:proofErr w:type="gramStart"/>
-      <w:r>
-        <w:t>second-order</w:t>
-      </w:r>
-      <w:proofErr w:type="gramEnd"/>
-      <w:r>
-        <w:t>, critically damped system:</w:t>
+        <w:t xml:space="preserve"> of the contractile machinery impose a low-pass filter on force production. Gribble et al. model this as a second-order, critically damped system:</w:t>
       </w:r>
     </w:p>
     <w:p>
@@ -2727,7 +2888,43 @@
           <w:sz w:val="24"/>
           <w:szCs w:val="24"/>
         </w:rPr>
-        <w:t>τ² M̈ + 2τ Ṁ + M = M̃</w:t>
+        <w:t xml:space="preserve">τ² </w:t>
+      </w:r>
+      <m:oMath>
+        <m:acc>
+          <m:accPr>
+            <m:chr m:val="̈"/>
+            <m:ctrlPr>
+              <w:rPr>
+                <w:rFonts w:ascii="Cambria Math" w:eastAsia="Cambria Math" w:hAnsi="Cambria Math" w:cs="Cambria Math"/>
+                <w:i/>
+                <w:color w:val="1B2A4A"/>
+                <w:sz w:val="24"/>
+                <w:szCs w:val="24"/>
+              </w:rPr>
+            </m:ctrlPr>
+          </m:accPr>
+          <m:e>
+            <m:r>
+              <w:rPr>
+                <w:rFonts w:ascii="Cambria Math" w:eastAsia="Cambria Math" w:hAnsi="Cambria Math" w:cs="Cambria Math"/>
+                <w:color w:val="1B2A4A"/>
+                <w:sz w:val="24"/>
+                <w:szCs w:val="24"/>
+              </w:rPr>
+              <m:t>M</m:t>
+            </m:r>
+          </m:e>
+        </m:acc>
+      </m:oMath>
+      <w:r>
+        <w:rPr>
+          <w:rFonts w:ascii="Cambria Math" w:eastAsia="Cambria Math" w:hAnsi="Cambria Math" w:cs="Cambria Math"/>
+          <w:color w:val="1B2A4A"/>
+          <w:sz w:val="24"/>
+          <w:szCs w:val="24"/>
+        </w:rPr>
+        <w:t xml:space="preserve"> + 2τ Ṁ + M = M̃</w:t>
       </w:r>
       <w:r>
         <w:rPr>
@@ -2744,15 +2941,13 @@
         <w:spacing w:after="160" w:line="300" w:lineRule="auto"/>
       </w:pPr>
       <w:r>
-        <w:t xml:space="preserve">where M̃ is the instantaneous force from Equation 4.1 (the input), M is the actual muscle force (the output), and τ = 15 </w:t>
-      </w:r>
-      <w:proofErr w:type="spellStart"/>
-      <w:r>
-        <w:t>ms</w:t>
-      </w:r>
-      <w:proofErr w:type="spellEnd"/>
-      <w:r>
-        <w:t xml:space="preserve"> is the time constant.</w:t>
+        <w:t xml:space="preserve">where M̃ is the instantaneous </w:t>
+      </w:r>
+      <w:r>
+        <w:t xml:space="preserve">value of muscle </w:t>
+      </w:r>
+      <w:r>
+        <w:t>force from Equation 4.1 (the input), M is the actual muscle force (the output), and τ = 15 ms is the time constant.</w:t>
       </w:r>
     </w:p>
     <w:p>
@@ -2770,23 +2965,7 @@
         <w:t>critically damped</w:t>
       </w:r>
       <w:r>
-        <w:t xml:space="preserve"> (no oscillation) with a single parameter τ. A value of τ = 15 </w:t>
-      </w:r>
-      <w:proofErr w:type="spellStart"/>
-      <w:r>
-        <w:t>ms</w:t>
-      </w:r>
-      <w:proofErr w:type="spellEnd"/>
-      <w:r>
-        <w:t xml:space="preserve"> produces an asymptotic response to a step input in approximately 90 </w:t>
-      </w:r>
-      <w:proofErr w:type="spellStart"/>
-      <w:r>
-        <w:t>ms</w:t>
-      </w:r>
-      <w:proofErr w:type="spellEnd"/>
-      <w:r>
-        <w:t>, matching empirically observed times from stimulus onset to maximum force in human adductor pollicis muscle (Hainaut et al., 1981).</w:t>
+        <w:t xml:space="preserve"> (no oscillation) with a single parameter τ. A value of τ = 15 ms produces a step response that reaches 90% of its final value in about 58 ms, and comes within 2% of it by about 90 ms — matching empirically observed times from stimulus onset to maximum force in human adductor pollicis muscle (Hainaut et al., 1981). Both numbers describe the same curve and differ only in the criterion used, so expect to meet each of them.</w:t>
       </w:r>
     </w:p>
     <w:p>
@@ -2802,7 +2981,7 @@
           <wp:inline distT="0" distB="0" distL="0" distR="0" wp14:anchorId="44854EA3" wp14:editId="492695A3">
             <wp:extent cx="4762500" cy="2571750"/>
             <wp:effectExtent l="0" t="0" r="0" b="0"/>
-            <wp:docPr id="1635230200" name="Figure 5. Graded force development. A step change in activation (dashed) produces a smooth, delayed rise in force (solid). The filter reaches ~90% of maximum in ~78 ms. τ = 15 ms." descr="Figure 5. Graded force development. A step change in activation (dashed) produces a smooth, delayed rise in force (solid). The filter reaches ~90% of maximum in ~78 ms. τ = 15 ms." title="Figure 5. Graded force development. A step change in activation (dashed) produces a smooth, delayed rise in force (solid). The filter reaches ~90% of maximum in ~78 ms. τ = 15 ms."/>
+            <wp:docPr id="1635230200" name="Figure 5. Graded force development. A step change in activation (dashed) produces a smooth, delayed rise in force (solid). The filter reaches ~90% of maximum in ~58 ms after step onset. τ = 15 ms." descr="Figure 5. Graded force development. A step change in activation (dashed) produces a smooth, delayed rise in force (solid). The filter reaches ~90% of maximum in ~58 ms after step onset. τ = 15 ms." title="Figure 5. Graded force development. A step change in activation (dashed) produces a smooth, delayed rise in force (solid). The filter reaches ~90% of maximum in ~58 ms after step onset. τ = 15 ms."/>
             <wp:cNvGraphicFramePr>
               <a:graphicFrameLocks xmlns:a="http://schemas.openxmlformats.org/drawingml/2006/main" noChangeAspect="1"/>
             </wp:cNvGraphicFramePr>
@@ -2851,42 +3030,8 @@
           <w:sz w:val="20"/>
           <w:szCs w:val="20"/>
         </w:rPr>
-        <w:t xml:space="preserve">Figure 5. Graded force development. A step change in activation (dashed) produces a smooth, delayed rise in force (solid). The filter reaches ~90% of maximum in ~78 </w:t>
-      </w:r>
-      <w:proofErr w:type="spellStart"/>
-      <w:r>
-        <w:rPr>
-          <w:i/>
-          <w:iCs/>
-          <w:color w:val="666666"/>
-          <w:sz w:val="20"/>
-          <w:szCs w:val="20"/>
-        </w:rPr>
-        <w:t>ms.</w:t>
-      </w:r>
-      <w:proofErr w:type="spellEnd"/>
-      <w:r>
-        <w:rPr>
-          <w:i/>
-          <w:iCs/>
-          <w:color w:val="666666"/>
-          <w:sz w:val="20"/>
-          <w:szCs w:val="20"/>
-        </w:rPr>
-        <w:t xml:space="preserve"> τ = 15 </w:t>
-      </w:r>
-      <w:proofErr w:type="spellStart"/>
-      <w:r>
-        <w:rPr>
-          <w:i/>
-          <w:iCs/>
-          <w:color w:val="666666"/>
-          <w:sz w:val="20"/>
-          <w:szCs w:val="20"/>
-        </w:rPr>
-        <w:t>ms.</w:t>
-      </w:r>
-      <w:proofErr w:type="spellEnd"/>
+        <w:t>Figure 5. Graded force development. A step change in activation (dashed) produces a smooth, delayed rise in force (solid). The filter reaches ~90% of maximum in ~58 ms after step onset. τ = 15 ms.</w:t>
+      </w:r>
     </w:p>
     <w:p>
       <w:pPr>
@@ -2895,13 +3040,8 @@
           <w:bottom w:val="single" w:sz="1" w:space="4" w:color="2E86AB"/>
         </w:pBdr>
       </w:pPr>
-      <w:proofErr w:type="gramStart"/>
-      <w:r>
-        <w:t>5.1  Why</w:t>
-      </w:r>
-      <w:proofErr w:type="gramEnd"/>
-      <w:r>
-        <w:t xml:space="preserve"> This Matters for Control</w:t>
+      <w:r>
+        <w:t>5.1  Why This Matters for Control</w:t>
       </w:r>
     </w:p>
     <w:p>
@@ -2929,13 +3069,8 @@
         <w:t>Force cannot change instantaneously.</w:t>
       </w:r>
       <w:r>
-        <w:t xml:space="preserve"> The brain’s commands are filtered by muscle physiology. A sudden neural command produces a gradual force rise over ~90 </w:t>
-      </w:r>
-      <w:proofErr w:type="spellStart"/>
-      <w:r>
-        <w:t>ms.</w:t>
-      </w:r>
-      <w:proofErr w:type="spellEnd"/>
+        <w:t xml:space="preserve"> The brain’s commands are filtered by muscle physiology. A sudden neural command produces a gradual force rise over ~90 ms.</w:t>
+      </w:r>
     </w:p>
     <w:p>
       <w:pPr>
@@ -2954,15 +3089,7 @@
         <w:t>Deceleration is delayed.</w:t>
       </w:r>
       <w:r>
-        <w:t xml:space="preserve"> To stop a movement, the brain must send a deceleration command well before the hand reaches the target—because the resulting braking force will take ~90 </w:t>
-      </w:r>
-      <w:proofErr w:type="spellStart"/>
-      <w:r>
-        <w:t>ms</w:t>
-      </w:r>
-      <w:proofErr w:type="spellEnd"/>
-      <w:r>
-        <w:t xml:space="preserve"> to develop.</w:t>
+        <w:t xml:space="preserve"> To stop a movement, the brain must send a deceleration command well before the hand reaches the target—because the resulting braking force will take ~90 ms to develop.</w:t>
       </w:r>
     </w:p>
     <w:p>
@@ -2983,15 +3110,7 @@
         <w:t>Fast movements require anticipatory control.</w:t>
       </w:r>
       <w:r>
-        <w:t xml:space="preserve"> For rapid reaching, the entire force profile must be </w:t>
-      </w:r>
-      <w:proofErr w:type="gramStart"/>
-      <w:r>
-        <w:t>planned in advance</w:t>
-      </w:r>
-      <w:proofErr w:type="gramEnd"/>
-      <w:r>
-        <w:t>, not computed online, because the muscle’s response is too slow to correct in real time. This is one reason feedforward control (Weeks 4–6) is essential.</w:t>
+        <w:t xml:space="preserve"> For rapid reaching, the entire force profile must be planned in advance, not computed online, because the muscle’s response is too slow to correct in real time. This is one reason feedforward control (Weeks 4–6) is essential.</w:t>
       </w:r>
     </w:p>
     <w:p>
@@ -3001,13 +3120,8 @@
           <w:bottom w:val="single" w:sz="1" w:space="4" w:color="2E86AB"/>
         </w:pBdr>
       </w:pPr>
-      <w:proofErr w:type="gramStart"/>
-      <w:r>
-        <w:t>5.2  Numerical</w:t>
-      </w:r>
-      <w:proofErr w:type="gramEnd"/>
-      <w:r>
-        <w:t xml:space="preserve"> Implementation</w:t>
+      <w:r>
+        <w:t>5.2  Numerical Implementation</w:t>
       </w:r>
     </w:p>
     <w:p>
@@ -3079,15 +3193,7 @@
         <w:spacing w:after="160" w:line="300" w:lineRule="auto"/>
       </w:pPr>
       <w:r>
-        <w:t>These are integrated alongside the arm dynamics using Runge-</w:t>
-      </w:r>
-      <w:proofErr w:type="spellStart"/>
-      <w:r>
-        <w:t>Kutta</w:t>
-      </w:r>
-      <w:proofErr w:type="spellEnd"/>
-      <w:r>
-        <w:t xml:space="preserve"> (RK4). Each muscle adds two state variables (M, Ṁ) to the system, so the 6-muscle model adds 12 state variables to the dynamical system.</w:t>
+        <w:t>These are integrated alongside the arm dynamics using Runge-Kutta (RK4). Each muscle adds two state variables (M, Ṁ) to the system, so the 6-muscle model adds 12 state variables to the dynamical system.</w:t>
       </w:r>
     </w:p>
     <w:tbl>
@@ -3177,15 +3283,7 @@
               <w:t>Calcium filtering (Step 3)</w:t>
             </w:r>
             <w:r>
-              <w:t xml:space="preserve"> represents the time required for calcium to bind troponin and expose actin sites—a biochemical rate limit on how fast bridges can </w:t>
-            </w:r>
-            <w:proofErr w:type="gramStart"/>
-            <w:r>
-              <w:t>actually form</w:t>
-            </w:r>
-            <w:proofErr w:type="gramEnd"/>
-            <w:r>
-              <w:t xml:space="preserve"> or dissolve. The output M is the number of bridges </w:t>
+              <w:t xml:space="preserve"> represents the time required for calcium to bind troponin and expose actin sites—a biochemical rate limit on how fast bridges can actually form or dissolve. The output M is the number of bridges </w:t>
             </w:r>
             <w:r>
               <w:rPr>
@@ -3205,15 +3303,7 @@
               <w:t>Force-velocity (Step 4)</w:t>
             </w:r>
             <w:r>
-              <w:t xml:space="preserve"> is a mechanical property of those engaged bridges: each produces </w:t>
-            </w:r>
-            <w:proofErr w:type="gramStart"/>
-            <w:r>
-              <w:t>more or less force</w:t>
-            </w:r>
-            <w:proofErr w:type="gramEnd"/>
-            <w:r>
-              <w:t xml:space="preserve"> depending on contraction speed, and this effect is nearly instantaneous. If the filter were placed </w:t>
+              <w:t xml:space="preserve"> is a mechanical property of those engaged bridges: each produces more or less force depending on contraction speed, and this effect is nearly instantaneous. If the filter were placed </w:t>
             </w:r>
             <w:r>
               <w:rPr>
@@ -3295,47 +3385,7 @@
           <w:sz w:val="24"/>
           <w:szCs w:val="24"/>
         </w:rPr>
-        <w:t xml:space="preserve">F = M · [f₁ + f₂ · </w:t>
-      </w:r>
-      <w:proofErr w:type="gramStart"/>
-      <w:r>
-        <w:rPr>
-          <w:rFonts w:ascii="Cambria Math" w:eastAsia="Cambria Math" w:hAnsi="Cambria Math" w:cs="Cambria Math"/>
-          <w:color w:val="1B2A4A"/>
-          <w:sz w:val="24"/>
-          <w:szCs w:val="24"/>
-        </w:rPr>
-        <w:t>arctan(</w:t>
-      </w:r>
-      <w:proofErr w:type="gramEnd"/>
-      <w:r>
-        <w:rPr>
-          <w:rFonts w:ascii="Cambria Math" w:eastAsia="Cambria Math" w:hAnsi="Cambria Math" w:cs="Cambria Math"/>
-          <w:color w:val="1B2A4A"/>
-          <w:sz w:val="24"/>
-          <w:szCs w:val="24"/>
-        </w:rPr>
-        <w:t xml:space="preserve">f₃ + f₄ · dl/dt)] + </w:t>
-      </w:r>
-      <w:proofErr w:type="gramStart"/>
-      <w:r>
-        <w:rPr>
-          <w:rFonts w:ascii="Cambria Math" w:eastAsia="Cambria Math" w:hAnsi="Cambria Math" w:cs="Cambria Math"/>
-          <w:color w:val="1B2A4A"/>
-          <w:sz w:val="24"/>
-          <w:szCs w:val="24"/>
-        </w:rPr>
-        <w:t>k(</w:t>
-      </w:r>
-      <w:proofErr w:type="gramEnd"/>
-      <w:r>
-        <w:rPr>
-          <w:rFonts w:ascii="Cambria Math" w:eastAsia="Cambria Math" w:hAnsi="Cambria Math" w:cs="Cambria Math"/>
-          <w:color w:val="1B2A4A"/>
-          <w:sz w:val="24"/>
-          <w:szCs w:val="24"/>
-        </w:rPr>
-        <w:t>l − r)</w:t>
+        <w:t>F = M · [f₁ + f₂ · arctan(f₃ + f₄ · dl/dt)] + k(l − r)</w:t>
       </w:r>
       <w:r>
         <w:rPr>
@@ -3436,15 +3486,7 @@
         <w:spacing w:after="160" w:line="300" w:lineRule="auto"/>
       </w:pPr>
       <w:r>
-        <w:t xml:space="preserve">The final term </w:t>
-      </w:r>
-      <w:proofErr w:type="gramStart"/>
-      <w:r>
-        <w:t>k(</w:t>
-      </w:r>
-      <w:proofErr w:type="gramEnd"/>
-      <w:r>
-        <w:t xml:space="preserve">l − r) is the passive stiffness (Section 7). Note that Equation 6.1 gives the </w:t>
+        <w:t xml:space="preserve">The final term k(l − r) is the passive stiffness (Section 7). Note that Equation 6.1 gives the </w:t>
       </w:r>
       <w:r>
         <w:rPr>
@@ -3529,11 +3571,9 @@
           <w:bottom w:val="single" w:sz="1" w:space="4" w:color="2E86AB"/>
         </w:pBdr>
       </w:pPr>
-      <w:proofErr w:type="gramStart"/>
       <w:r>
         <w:t>6.1  Interpretation</w:t>
       </w:r>
-      <w:proofErr w:type="gramEnd"/>
     </w:p>
     <w:p>
       <w:pPr>
@@ -3581,15 +3621,7 @@
         <w:spacing w:after="160" w:line="300" w:lineRule="auto"/>
       </w:pPr>
       <w:r>
-        <w:t xml:space="preserve">Even without neural input (A = 0), muscles resist </w:t>
-      </w:r>
-      <w:proofErr w:type="gramStart"/>
-      <w:r>
-        <w:t>stretch</w:t>
-      </w:r>
-      <w:proofErr w:type="gramEnd"/>
-      <w:r>
-        <w:t xml:space="preserve"> due to their passive elastic properties—connective tissue, titin filaments, and the parallel elastic element of the sarcomere. Gribble et al. model passive force as linear in the departure from resting length:</w:t>
+        <w:t>Even without neural input (A = 0), muscles resist stretch due to their passive elastic properties—connective tissue, titin filaments, and the parallel elastic element of the sarcomere. Gribble et al. model passive force as linear in the departure from resting length:</w:t>
       </w:r>
     </w:p>
     <w:p>
@@ -3601,7 +3633,6 @@
         <w:ind w:left="720"/>
         <w:jc w:val="center"/>
       </w:pPr>
-      <w:proofErr w:type="spellStart"/>
       <w:r>
         <w:rPr>
           <w:rFonts w:ascii="Cambria Math" w:eastAsia="Cambria Math" w:hAnsi="Cambria Math" w:cs="Cambria Math"/>
@@ -3609,17 +3640,7 @@
           <w:sz w:val="24"/>
           <w:szCs w:val="24"/>
         </w:rPr>
-        <w:t>F_passive</w:t>
-      </w:r>
-      <w:proofErr w:type="spellEnd"/>
-      <w:r>
-        <w:rPr>
-          <w:rFonts w:ascii="Cambria Math" w:eastAsia="Cambria Math" w:hAnsi="Cambria Math" w:cs="Cambria Math"/>
-          <w:color w:val="1B2A4A"/>
-          <w:sz w:val="24"/>
-          <w:szCs w:val="24"/>
-        </w:rPr>
-        <w:t xml:space="preserve"> = k · (l − r)</w:t>
+        <w:t>F_passive = k · (l − r)</w:t>
       </w:r>
       <w:r>
         <w:rPr>
@@ -3636,7 +3657,7 @@
         <w:spacing w:after="160" w:line="300" w:lineRule="auto"/>
       </w:pPr>
       <w:r>
-        <w:t>where l is current muscle length, r is resting length, and k is passive stiffness. Resting lengths are computed as the muscle lengths at θ₁ = 45° and θ₂ = 90°. The stiffness values are proportional to PCSA, scaled to match the passive component of the force-length data from Feldman &amp; Orlovsky (1972):</w:t>
+        <w:t>where l is current muscle length, r is resting length, and k is passive stiffness. Resting lengths are the muscle lengths at the course reference posture Q_REF = (θ₁, θ₂) = (55°, 75°). The stiffness values are proportional to PCSA, scaled to match the passive component of the force-length data from Feldman &amp; Orlovsky (1972):</w:t>
       </w:r>
     </w:p>
     <w:tbl>
@@ -4109,13 +4130,8 @@
           <w:bottom w:val="single" w:sz="1" w:space="4" w:color="2E86AB"/>
         </w:pBdr>
       </w:pPr>
-      <w:proofErr w:type="gramStart"/>
-      <w:r>
-        <w:t>8.1  The</w:t>
-      </w:r>
-      <w:proofErr w:type="gramEnd"/>
-      <w:r>
-        <w:t xml:space="preserve"> Complete Force Equation</w:t>
+      <w:r>
+        <w:t>8.1  The Complete Force Equation</w:t>
       </w:r>
     </w:p>
     <w:p>
@@ -4146,47 +4162,7 @@
           <w:sz w:val="24"/>
           <w:szCs w:val="24"/>
         </w:rPr>
-        <w:t>A = a(</w:t>
-      </w:r>
-      <w:proofErr w:type="gramStart"/>
-      <w:r>
-        <w:rPr>
-          <w:rFonts w:ascii="Cambria Math" w:eastAsia="Cambria Math" w:hAnsi="Cambria Math" w:cs="Cambria Math"/>
-          <w:color w:val="1B2A4A"/>
-          <w:sz w:val="24"/>
-          <w:szCs w:val="24"/>
-        </w:rPr>
-        <w:t xml:space="preserve">t)   </w:t>
-      </w:r>
-      <w:proofErr w:type="gramEnd"/>
-      <w:r>
-        <w:rPr>
-          <w:rFonts w:ascii="Cambria Math" w:eastAsia="Cambria Math" w:hAnsi="Cambria Math" w:cs="Cambria Math"/>
-          <w:color w:val="1B2A4A"/>
-          <w:sz w:val="24"/>
-          <w:szCs w:val="24"/>
-        </w:rPr>
-        <w:t xml:space="preserve"> [for Weeks 2–3; in Week 4 this becomes A = [l − λ + μ·(dl/dt</w:t>
-      </w:r>
-      <w:proofErr w:type="gramStart"/>
-      <w:r>
-        <w:rPr>
-          <w:rFonts w:ascii="Cambria Math" w:eastAsia="Cambria Math" w:hAnsi="Cambria Math" w:cs="Cambria Math"/>
-          <w:color w:val="1B2A4A"/>
-          <w:sz w:val="24"/>
-          <w:szCs w:val="24"/>
-        </w:rPr>
-        <w:t>)]⁺</w:t>
-      </w:r>
-      <w:proofErr w:type="gramEnd"/>
-      <w:r>
-        <w:rPr>
-          <w:rFonts w:ascii="Cambria Math" w:eastAsia="Cambria Math" w:hAnsi="Cambria Math" w:cs="Cambria Math"/>
-          <w:color w:val="1B2A4A"/>
-          <w:sz w:val="24"/>
-          <w:szCs w:val="24"/>
-        </w:rPr>
-        <w:t>]</w:t>
+        <w:t>A = a(t)    [for Weeks 2–3; in Week 4 this becomes A = [l − λ + μ·(dl/dt)]⁺]</w:t>
       </w:r>
       <w:r>
         <w:rPr>
@@ -4226,27 +4202,7 @@
           <w:sz w:val="24"/>
           <w:szCs w:val="24"/>
         </w:rPr>
-        <w:t>M̃ = ρ [exp(</w:t>
-      </w:r>
-      <w:proofErr w:type="spellStart"/>
-      <w:r>
-        <w:rPr>
-          <w:rFonts w:ascii="Cambria Math" w:eastAsia="Cambria Math" w:hAnsi="Cambria Math" w:cs="Cambria Math"/>
-          <w:color w:val="1B2A4A"/>
-          <w:sz w:val="24"/>
-          <w:szCs w:val="24"/>
-        </w:rPr>
-        <w:t>cA</w:t>
-      </w:r>
-      <w:proofErr w:type="spellEnd"/>
-      <w:r>
-        <w:rPr>
-          <w:rFonts w:ascii="Cambria Math" w:eastAsia="Cambria Math" w:hAnsi="Cambria Math" w:cs="Cambria Math"/>
-          <w:color w:val="1B2A4A"/>
-          <w:sz w:val="24"/>
-          <w:szCs w:val="24"/>
-        </w:rPr>
-        <w:t>) − 1]</w:t>
+        <w:t>M̃ = ρ [exp(cA) − 1]</w:t>
       </w:r>
       <w:r>
         <w:rPr>
@@ -4326,47 +4282,7 @@
           <w:sz w:val="24"/>
           <w:szCs w:val="24"/>
         </w:rPr>
-        <w:t xml:space="preserve">F = M · [f₁ + f₂ · </w:t>
-      </w:r>
-      <w:proofErr w:type="gramStart"/>
-      <w:r>
-        <w:rPr>
-          <w:rFonts w:ascii="Cambria Math" w:eastAsia="Cambria Math" w:hAnsi="Cambria Math" w:cs="Cambria Math"/>
-          <w:color w:val="1B2A4A"/>
-          <w:sz w:val="24"/>
-          <w:szCs w:val="24"/>
-        </w:rPr>
-        <w:t>arctan(</w:t>
-      </w:r>
-      <w:proofErr w:type="gramEnd"/>
-      <w:r>
-        <w:rPr>
-          <w:rFonts w:ascii="Cambria Math" w:eastAsia="Cambria Math" w:hAnsi="Cambria Math" w:cs="Cambria Math"/>
-          <w:color w:val="1B2A4A"/>
-          <w:sz w:val="24"/>
-          <w:szCs w:val="24"/>
-        </w:rPr>
-        <w:t xml:space="preserve">f₃ + f₄ · dl/dt)] + </w:t>
-      </w:r>
-      <w:proofErr w:type="gramStart"/>
-      <w:r>
-        <w:rPr>
-          <w:rFonts w:ascii="Cambria Math" w:eastAsia="Cambria Math" w:hAnsi="Cambria Math" w:cs="Cambria Math"/>
-          <w:color w:val="1B2A4A"/>
-          <w:sz w:val="24"/>
-          <w:szCs w:val="24"/>
-        </w:rPr>
-        <w:t>k(</w:t>
-      </w:r>
-      <w:proofErr w:type="gramEnd"/>
-      <w:r>
-        <w:rPr>
-          <w:rFonts w:ascii="Cambria Math" w:eastAsia="Cambria Math" w:hAnsi="Cambria Math" w:cs="Cambria Math"/>
-          <w:color w:val="1B2A4A"/>
-          <w:sz w:val="24"/>
-          <w:szCs w:val="24"/>
-        </w:rPr>
-        <w:t>l − r)</w:t>
+        <w:t>F = M · [f₁ + f₂ · arctan(f₃ + f₄ · dl/dt)] + k(l − r)</w:t>
       </w:r>
       <w:r>
         <w:rPr>
@@ -4399,7 +4315,6 @@
         <w:ind w:left="720"/>
         <w:jc w:val="center"/>
       </w:pPr>
-      <w:proofErr w:type="spellStart"/>
       <w:r>
         <w:rPr>
           <w:rFonts w:ascii="Cambria Math" w:eastAsia="Cambria Math" w:hAnsi="Cambria Math" w:cs="Cambria Math"/>
@@ -4407,17 +4322,7 @@
           <w:sz w:val="24"/>
           <w:szCs w:val="24"/>
         </w:rPr>
-        <w:t>τ_joint</w:t>
-      </w:r>
-      <w:proofErr w:type="spellEnd"/>
-      <w:r>
-        <w:rPr>
-          <w:rFonts w:ascii="Cambria Math" w:eastAsia="Cambria Math" w:hAnsi="Cambria Math" w:cs="Cambria Math"/>
-          <w:color w:val="1B2A4A"/>
-          <w:sz w:val="24"/>
-          <w:szCs w:val="24"/>
-        </w:rPr>
-        <w:t xml:space="preserve"> = r(q) · F</w:t>
+        <w:t>τ_joint = r(q) · F</w:t>
       </w:r>
       <w:r>
         <w:rPr>
@@ -4436,13 +4341,8 @@
           <w:bottom w:val="single" w:sz="1" w:space="4" w:color="2E86AB"/>
         </w:pBdr>
       </w:pPr>
-      <w:proofErr w:type="gramStart"/>
-      <w:r>
-        <w:t>8.2  State</w:t>
-      </w:r>
-      <w:proofErr w:type="gramEnd"/>
-      <w:r>
-        <w:t xml:space="preserve"> Variables</w:t>
+      <w:r>
+        <w:t>8.2  State Variables</w:t>
       </w:r>
     </w:p>
     <w:p>
@@ -4490,23 +4390,7 @@
         <w:t>Inputs</w:t>
       </w:r>
       <w:r>
-        <w:t>: activation a(t), muscle length l(q), muscle velocity dl/</w:t>
-      </w:r>
-      <w:proofErr w:type="gramStart"/>
-      <w:r>
-        <w:t>dt(</w:t>
-      </w:r>
-      <w:proofErr w:type="gramEnd"/>
-      <w:r>
-        <w:t xml:space="preserve">q, </w:t>
-      </w:r>
-      <w:proofErr w:type="spellStart"/>
-      <w:r>
-        <w:t>dq</w:t>
-      </w:r>
-      <w:proofErr w:type="spellEnd"/>
-      <w:r>
-        <w:t>/dt)</w:t>
+        <w:t>: activation a(t), muscle length l(q), muscle velocity dl/dt(q, dq/dt)</w:t>
       </w:r>
     </w:p>
     <w:p>
@@ -4554,13 +4438,8 @@
           <w:bottom w:val="single" w:sz="1" w:space="4" w:color="2E86AB"/>
         </w:pBdr>
       </w:pPr>
-      <w:proofErr w:type="gramStart"/>
-      <w:r>
-        <w:t>8.3  What</w:t>
-      </w:r>
-      <w:proofErr w:type="gramEnd"/>
-      <w:r>
-        <w:t xml:space="preserve"> the Muscle Class Must Expose</w:t>
+      <w:r>
+        <w:t>8.3  What the Muscle Class Must Expose</w:t>
       </w:r>
     </w:p>
     <w:p>
@@ -4720,15 +4599,7 @@
               <w:t>(3) Activation dynamics:</w:t>
             </w:r>
             <w:r>
-              <w:t xml:space="preserve"> Kistemaker uses </w:t>
-            </w:r>
-            <w:proofErr w:type="spellStart"/>
-            <w:r>
-              <w:t>Hatze’s</w:t>
-            </w:r>
-            <w:proofErr w:type="spellEnd"/>
-            <w:r>
-              <w:t xml:space="preserve"> (1981) two-stage model: STIM → γ (free Ca²⁺) → q (Ca²⁺ bound to troponin), where q depends on both γ and CE length—capturing length-dependent Ca²⁺ sensitivity (LDCS). Our single second-order filter lumps these stages together. The Gribble model is the right choice for this course: fewer state variables, closed-form expressions, and λ-model compatibility. But when you read Zajac (1989) or Kistemaker et al. (2006), expect these differences.</w:t>
+              <w:t xml:space="preserve"> Kistemaker uses Hatze’s (1981) two-stage model, which represents calcium explicitly in two steps: neural stimulation STIM drives γ, the concentration of free (unbound) calcium in the sarcoplasm, and γ in turn drives q, the fraction of calcium bound to troponin. Because q depends on both γ and CE length, that model captures length-dependent Ca²⁺ sensitivity (LDCS). Neither γ nor q appears anywhere in our model: it has no calcium variable at all. Our single second-order filter lumps both stages together and low-pass filters force directly, which is why its two states are M and Ṁ — a force and its rate of change, not a concentration. The Gribble model is the right choice for this course: fewer state variables, closed-form expressions, and λ-model compatibility. But when you read Zajac (1989) or Kistemaker et al. (2006), expect these differences.</w:t>
             </w:r>
           </w:p>
         </w:tc>
@@ -4916,23 +4787,7 @@
                 <w:sz w:val="20"/>
                 <w:szCs w:val="20"/>
               </w:rPr>
-              <w:t>M̃ = ρ[exp(</w:t>
-            </w:r>
-            <w:proofErr w:type="spellStart"/>
-            <w:r>
-              <w:rPr>
-                <w:sz w:val="20"/>
-                <w:szCs w:val="20"/>
-              </w:rPr>
-              <w:t>c·G·a</w:t>
-            </w:r>
-            <w:proofErr w:type="spellEnd"/>
-            <w:r>
-              <w:rPr>
-                <w:sz w:val="20"/>
-                <w:szCs w:val="20"/>
-              </w:rPr>
-              <w:t>) − 1]</w:t>
+              <w:t>M̃ = ρ[exp(c·G·a) − 1]</w:t>
             </w:r>
           </w:p>
         </w:tc>
@@ -5039,17 +4894,8 @@
                 <w:sz w:val="20"/>
                 <w:szCs w:val="20"/>
               </w:rPr>
-              <w:t xml:space="preserve">τ = 15 </w:t>
-            </w:r>
-            <w:proofErr w:type="spellStart"/>
-            <w:r>
-              <w:rPr>
-                <w:sz w:val="20"/>
-                <w:szCs w:val="20"/>
-              </w:rPr>
-              <w:t>ms</w:t>
-            </w:r>
-            <w:proofErr w:type="spellEnd"/>
+              <w:t>τ = 15 ms</w:t>
+            </w:r>
           </w:p>
         </w:tc>
       </w:tr>
@@ -5099,21 +4945,12 @@
             </w:tcMar>
           </w:tcPr>
           <w:p>
-            <w:proofErr w:type="spellStart"/>
             <w:r>
               <w:rPr>
                 <w:sz w:val="20"/>
                 <w:szCs w:val="20"/>
               </w:rPr>
-              <w:t>F_v</w:t>
-            </w:r>
-            <w:proofErr w:type="spellEnd"/>
-            <w:r>
-              <w:rPr>
-                <w:sz w:val="20"/>
-                <w:szCs w:val="20"/>
-              </w:rPr>
-              <w:t xml:space="preserve"> = f₁+f₂·arctan(f₃+f₄·dl/dt)</w:t>
+              <w:t>F_v = f₁+f₂·arctan(f₃+f₄·dl/dt)</w:t>
             </w:r>
           </w:p>
         </w:tc>
@@ -5189,37 +5026,12 @@
             </w:tcMar>
           </w:tcPr>
           <w:p>
-            <w:proofErr w:type="spellStart"/>
             <w:r>
               <w:rPr>
                 <w:sz w:val="20"/>
                 <w:szCs w:val="20"/>
               </w:rPr>
-              <w:t>F_p</w:t>
-            </w:r>
-            <w:proofErr w:type="spellEnd"/>
-            <w:r>
-              <w:rPr>
-                <w:sz w:val="20"/>
-                <w:szCs w:val="20"/>
-              </w:rPr>
-              <w:t xml:space="preserve"> = </w:t>
-            </w:r>
-            <w:proofErr w:type="gramStart"/>
-            <w:r>
-              <w:rPr>
-                <w:sz w:val="20"/>
-                <w:szCs w:val="20"/>
-              </w:rPr>
-              <w:t>k(</w:t>
-            </w:r>
-            <w:proofErr w:type="gramEnd"/>
-            <w:r>
-              <w:rPr>
-                <w:sz w:val="20"/>
-                <w:szCs w:val="20"/>
-              </w:rPr>
-              <w:t>l − r)</w:t>
+              <w:t>F_p = k(l − r)</w:t>
             </w:r>
           </w:p>
         </w:tc>
@@ -5547,17 +5359,8 @@
           <w:b/>
           <w:bCs/>
         </w:rPr>
-        <w:t xml:space="preserve">τ = 15 </w:t>
-      </w:r>
-      <w:proofErr w:type="spellStart"/>
-      <w:r>
-        <w:rPr>
-          <w:b/>
-          <w:bCs/>
-        </w:rPr>
-        <w:t>ms</w:t>
-      </w:r>
-      <w:proofErr w:type="spellEnd"/>
+        <w:t>τ = 15 ms</w:t>
+      </w:r>
       <w:r>
         <w:t xml:space="preserve"> — Hainaut et al. (1981), human adductor pollicis</w:t>
       </w:r>
@@ -5659,23 +5462,7 @@
         <w:t>ρ scaling (1 N/cm²)</w:t>
       </w:r>
       <w:r>
-        <w:t xml:space="preserve"> — matched to </w:t>
-      </w:r>
-      <w:proofErr w:type="spellStart"/>
-      <w:r>
-        <w:t>Gomi</w:t>
-      </w:r>
-      <w:proofErr w:type="spellEnd"/>
-      <w:r>
-        <w:t xml:space="preserve"> &amp; </w:t>
-      </w:r>
-      <w:proofErr w:type="spellStart"/>
-      <w:r>
-        <w:t>Kawato</w:t>
-      </w:r>
-      <w:proofErr w:type="spellEnd"/>
-      <w:r>
-        <w:t xml:space="preserve"> (1995) and Tsuji et al. (1995) static stiffness</w:t>
+        <w:t xml:space="preserve"> — matched to Gomi &amp; Kawato (1995) and Tsuji et al. (1995) static stiffness</w:t>
       </w:r>
     </w:p>
     <w:p>
@@ -5695,23 +5482,7 @@
         <w:t xml:space="preserve">Next week: </w:t>
       </w:r>
       <w:r>
-        <w:t xml:space="preserve">We connect the muscles to the skeleton using </w:t>
-      </w:r>
-      <w:proofErr w:type="spellStart"/>
-      <w:r>
-        <w:t>Lagrangian</w:t>
-      </w:r>
-      <w:proofErr w:type="spellEnd"/>
-      <w:r>
-        <w:t xml:space="preserve"> dynamics. The kinematic arm from Week 1 and the muscles from this week will be integrated into a single dynamical system—the </w:t>
-      </w:r>
-      <w:proofErr w:type="spellStart"/>
-      <w:r>
-        <w:t>DynamicsEngine</w:t>
-      </w:r>
-      <w:proofErr w:type="spellEnd"/>
-      <w:r>
-        <w:t xml:space="preserve"> class.</w:t>
+        <w:t>We connect the muscles to the skeleton using Lagrangian dynamics. The kinematic arm from Week 1 and the muscles from this week will be integrated into a single dynamical system—the DynamicsEngine class.</w:t>
       </w:r>
     </w:p>
     <w:sectPr>
@@ -5727,7 +5498,7 @@
 </file>
 
 <file path=word/endnotes.xml><?xml version="1.0" encoding="utf-8"?>
-<w:endnotes xmlns:wpc="http://schemas.microsoft.com/office/word/2010/wordprocessingCanvas" xmlns:cx="http://schemas.microsoft.com/office/drawing/2014/chartex" xmlns:cx1="http://schemas.microsoft.com/office/drawing/2015/9/8/chartex" xmlns:cx2="http://schemas.microsoft.com/office/drawing/2015/10/21/chartex" xmlns:cx3="http://schemas.microsoft.com/office/drawing/2016/5/9/chartex" xmlns:cx4="http://schemas.microsoft.com/office/drawing/2016/5/10/chartex" xmlns:cx5="http://schemas.microsoft.com/office/drawing/2016/5/11/chartex" xmlns:cx6="http://schemas.microsoft.com/office/drawing/2016/5/12/chartex" xmlns:cx7="http://schemas.microsoft.com/office/drawing/2016/5/13/chartex" xmlns:cx8="http://schemas.microsoft.com/office/drawing/2016/5/14/chartex" xmlns:mc="http://schemas.openxmlformats.org/markup-compatibility/2006" xmlns:aink="http://schemas.microsoft.com/office/drawing/2016/ink" xmlns:am3d="http://schemas.microsoft.com/office/drawing/2017/model3d" xmlns:o="urn:schemas-microsoft-com:office:office" xmlns:oel="http://schemas.microsoft.com/office/2019/extlst" xmlns:r="http://schemas.openxmlformats.org/officeDocument/2006/relationships" xmlns:m="http://schemas.openxmlformats.org/officeDocument/2006/math" xmlns:v="urn:schemas-microsoft-com:vml" xmlns:wp14="http://schemas.microsoft.com/office/word/2010/wordprocessingDrawing" xmlns:wp="http://schemas.openxmlformats.org/drawingml/2006/wordprocessingDrawing" xmlns:w10="urn:schemas-microsoft-com:office:word" xmlns:w="http://schemas.openxmlformats.org/wordprocessingml/2006/main" xmlns:w14="http://schemas.microsoft.com/office/word/2010/wordml" xmlns:w15="http://schemas.microsoft.com/office/word/2012/wordml" xmlns:w16cex="http://schemas.microsoft.com/office/word/2018/wordml/cex" xmlns:w16cid="http://schemas.microsoft.com/office/word/2016/wordml/cid" xmlns:w16="http://schemas.microsoft.com/office/word/2018/wordml" xmlns:w16du="http://schemas.microsoft.com/office/word/2023/wordml/word16du" xmlns:w16sdtdh="http://schemas.microsoft.com/office/word/2020/wordml/sdtdatahash" xmlns:w16sdtfl="http://schemas.microsoft.com/office/word/2024/wordml/sdtformatlock" xmlns:w16se="http://schemas.microsoft.com/office/word/2015/wordml/symex" xmlns:wpg="http://schemas.microsoft.com/office/word/2010/wordprocessingGroup" xmlns:wpi="http://schemas.microsoft.com/office/word/2010/wordprocessingInk" xmlns:wne="http://schemas.microsoft.com/office/word/2006/wordml" xmlns:wps="http://schemas.microsoft.com/office/word/2010/wordprocessingShape" mc:Ignorable="w14 w15 w16se w16cid w16 w16cex w16sdtdh w16sdtfl w16du wp14">
+<w:endnotes xmlns:wpc="http://schemas.microsoft.com/office/word/2010/wordprocessingCanvas" xmlns:cx="http://schemas.microsoft.com/office/drawing/2014/chartex" xmlns:cx1="http://schemas.microsoft.com/office/drawing/2015/9/8/chartex" xmlns:cx2="http://schemas.microsoft.com/office/drawing/2015/10/21/chartex" xmlns:cx3="http://schemas.microsoft.com/office/drawing/2016/5/9/chartex" xmlns:cx4="http://schemas.microsoft.com/office/drawing/2016/5/10/chartex" xmlns:cx5="http://schemas.microsoft.com/office/drawing/2016/5/11/chartex" xmlns:cx6="http://schemas.microsoft.com/office/drawing/2016/5/12/chartex" xmlns:cx7="http://schemas.microsoft.com/office/drawing/2016/5/13/chartex" xmlns:cx8="http://schemas.microsoft.com/office/drawing/2016/5/14/chartex" xmlns:mc="http://schemas.openxmlformats.org/markup-compatibility/2006" xmlns:m="http://schemas.openxmlformats.org/officeDocument/2006/math" xmlns:aink="http://schemas.microsoft.com/office/drawing/2016/ink" xmlns:am3d="http://schemas.microsoft.com/office/drawing/2017/model3d" xmlns:oel="http://schemas.microsoft.com/office/2019/extlst" xmlns:r="http://schemas.openxmlformats.org/officeDocument/2006/relationships" xmlns:wp14="http://schemas.microsoft.com/office/word/2010/wordprocessingDrawing" xmlns:wp="http://schemas.openxmlformats.org/drawingml/2006/wordprocessingDrawing" xmlns:wpg="http://schemas.microsoft.com/office/word/2010/wordprocessingGroup" xmlns:wpi="http://schemas.microsoft.com/office/word/2010/wordprocessingInk" xmlns:wps="http://schemas.microsoft.com/office/word/2010/wordprocessingShape" xmlns:o="urn:schemas-microsoft-com:office:office" xmlns:v="urn:schemas-microsoft-com:vml" xmlns:w10="urn:schemas-microsoft-com:office:word" xmlns:w="http://schemas.openxmlformats.org/wordprocessingml/2006/main" xmlns:w14="http://schemas.microsoft.com/office/word/2010/wordml" xmlns:w15="http://schemas.microsoft.com/office/word/2012/wordml" xmlns:w16cei="http://schemas.microsoft.com/office/word/2026/wordml/cei" xmlns:w16cex="http://schemas.microsoft.com/office/word/2018/wordml/cex" xmlns:w16cid="http://schemas.microsoft.com/office/word/2016/wordml/cid" xmlns:w16="http://schemas.microsoft.com/office/word/2018/wordml" xmlns:w16sdtdh="http://schemas.microsoft.com/office/word/2020/wordml/sdtdatahash" xmlns:w16sdtfl="http://schemas.microsoft.com/office/word/2024/wordml/sdtformatlock" xmlns:w16se="http://schemas.microsoft.com/office/word/2015/wordml/symex" xmlns:w16du="http://schemas.microsoft.com/office/word/2023/wordml/word16du" xmlns:wne="http://schemas.microsoft.com/office/word/2006/wordml" mc:Ignorable="w14 w15 w16se w16cid w16 w16cex w16sdtdh w16sdtfl w16du wp14">
   <w:endnote w:type="separator" w:id="-1">
     <w:p>
       <w:r>
@@ -5746,7 +5517,7 @@
 </file>
 
 <file path=word/footer1.xml><?xml version="1.0" encoding="utf-8"?>
-<w:ftr xmlns:wpc="http://schemas.microsoft.com/office/word/2010/wordprocessingCanvas" xmlns:cx="http://schemas.microsoft.com/office/drawing/2014/chartex" xmlns:cx1="http://schemas.microsoft.com/office/drawing/2015/9/8/chartex" xmlns:cx2="http://schemas.microsoft.com/office/drawing/2015/10/21/chartex" xmlns:cx3="http://schemas.microsoft.com/office/drawing/2016/5/9/chartex" xmlns:cx4="http://schemas.microsoft.com/office/drawing/2016/5/10/chartex" xmlns:cx5="http://schemas.microsoft.com/office/drawing/2016/5/11/chartex" xmlns:cx6="http://schemas.microsoft.com/office/drawing/2016/5/12/chartex" xmlns:cx7="http://schemas.microsoft.com/office/drawing/2016/5/13/chartex" xmlns:cx8="http://schemas.microsoft.com/office/drawing/2016/5/14/chartex" xmlns:mc="http://schemas.openxmlformats.org/markup-compatibility/2006" xmlns:aink="http://schemas.microsoft.com/office/drawing/2016/ink" xmlns:am3d="http://schemas.microsoft.com/office/drawing/2017/model3d" xmlns:o="urn:schemas-microsoft-com:office:office" xmlns:oel="http://schemas.microsoft.com/office/2019/extlst" xmlns:r="http://schemas.openxmlformats.org/officeDocument/2006/relationships" xmlns:m="http://schemas.openxmlformats.org/officeDocument/2006/math" xmlns:v="urn:schemas-microsoft-com:vml" xmlns:wp14="http://schemas.microsoft.com/office/word/2010/wordprocessingDrawing" xmlns:wp="http://schemas.openxmlformats.org/drawingml/2006/wordprocessingDrawing" xmlns:w10="urn:schemas-microsoft-com:office:word" xmlns:w="http://schemas.openxmlformats.org/wordprocessingml/2006/main" xmlns:w14="http://schemas.microsoft.com/office/word/2010/wordml" xmlns:w15="http://schemas.microsoft.com/office/word/2012/wordml" xmlns:w16cex="http://schemas.microsoft.com/office/word/2018/wordml/cex" xmlns:w16cid="http://schemas.microsoft.com/office/word/2016/wordml/cid" xmlns:w16="http://schemas.microsoft.com/office/word/2018/wordml" xmlns:w16du="http://schemas.microsoft.com/office/word/2023/wordml/word16du" xmlns:w16sdtdh="http://schemas.microsoft.com/office/word/2020/wordml/sdtdatahash" xmlns:w16sdtfl="http://schemas.microsoft.com/office/word/2024/wordml/sdtformatlock" xmlns:w16se="http://schemas.microsoft.com/office/word/2015/wordml/symex" xmlns:wpg="http://schemas.microsoft.com/office/word/2010/wordprocessingGroup" xmlns:wpi="http://schemas.microsoft.com/office/word/2010/wordprocessingInk" xmlns:wne="http://schemas.microsoft.com/office/word/2006/wordml" xmlns:wps="http://schemas.microsoft.com/office/word/2010/wordprocessingShape" mc:Ignorable="w14 w15 w16se w16cid w16 w16cex w16sdtdh w16sdtfl w16du wp14">
+<w:ftr xmlns:wpc="http://schemas.microsoft.com/office/word/2010/wordprocessingCanvas" xmlns:cx="http://schemas.microsoft.com/office/drawing/2014/chartex" xmlns:cx1="http://schemas.microsoft.com/office/drawing/2015/9/8/chartex" xmlns:cx2="http://schemas.microsoft.com/office/drawing/2015/10/21/chartex" xmlns:cx3="http://schemas.microsoft.com/office/drawing/2016/5/9/chartex" xmlns:cx4="http://schemas.microsoft.com/office/drawing/2016/5/10/chartex" xmlns:cx5="http://schemas.microsoft.com/office/drawing/2016/5/11/chartex" xmlns:cx6="http://schemas.microsoft.com/office/drawing/2016/5/12/chartex" xmlns:cx7="http://schemas.microsoft.com/office/drawing/2016/5/13/chartex" xmlns:cx8="http://schemas.microsoft.com/office/drawing/2016/5/14/chartex" xmlns:mc="http://schemas.openxmlformats.org/markup-compatibility/2006" xmlns:m="http://schemas.openxmlformats.org/officeDocument/2006/math" xmlns:aink="http://schemas.microsoft.com/office/drawing/2016/ink" xmlns:am3d="http://schemas.microsoft.com/office/drawing/2017/model3d" xmlns:oel="http://schemas.microsoft.com/office/2019/extlst" xmlns:r="http://schemas.openxmlformats.org/officeDocument/2006/relationships" xmlns:wp14="http://schemas.microsoft.com/office/word/2010/wordprocessingDrawing" xmlns:wp="http://schemas.openxmlformats.org/drawingml/2006/wordprocessingDrawing" xmlns:wpg="http://schemas.microsoft.com/office/word/2010/wordprocessingGroup" xmlns:wpi="http://schemas.microsoft.com/office/word/2010/wordprocessingInk" xmlns:wps="http://schemas.microsoft.com/office/word/2010/wordprocessingShape" xmlns:o="urn:schemas-microsoft-com:office:office" xmlns:v="urn:schemas-microsoft-com:vml" xmlns:w10="urn:schemas-microsoft-com:office:word" xmlns:w="http://schemas.openxmlformats.org/wordprocessingml/2006/main" xmlns:w14="http://schemas.microsoft.com/office/word/2010/wordml" xmlns:w15="http://schemas.microsoft.com/office/word/2012/wordml" xmlns:w16cei="http://schemas.microsoft.com/office/word/2026/wordml/cei" xmlns:w16cex="http://schemas.microsoft.com/office/word/2018/wordml/cex" xmlns:w16cid="http://schemas.microsoft.com/office/word/2016/wordml/cid" xmlns:w16="http://schemas.microsoft.com/office/word/2018/wordml" xmlns:w16sdtdh="http://schemas.microsoft.com/office/word/2020/wordml/sdtdatahash" xmlns:w16sdtfl="http://schemas.microsoft.com/office/word/2024/wordml/sdtformatlock" xmlns:w16se="http://schemas.microsoft.com/office/word/2015/wordml/symex" xmlns:w16du="http://schemas.microsoft.com/office/word/2023/wordml/word16du" xmlns:wne="http://schemas.microsoft.com/office/word/2006/wordml" mc:Ignorable="w14 w15 w16se w16cid w16 w16cex w16sdtdh w16sdtfl w16du wp14">
   <w:p>
     <w:pPr>
       <w:jc w:val="center"/>
@@ -5805,7 +5576,7 @@
 </file>
 
 <file path=word/footnotes.xml><?xml version="1.0" encoding="utf-8"?>
-<w:footnotes xmlns:wpc="http://schemas.microsoft.com/office/word/2010/wordprocessingCanvas" xmlns:cx="http://schemas.microsoft.com/office/drawing/2014/chartex" xmlns:cx1="http://schemas.microsoft.com/office/drawing/2015/9/8/chartex" xmlns:cx2="http://schemas.microsoft.com/office/drawing/2015/10/21/chartex" xmlns:cx3="http://schemas.microsoft.com/office/drawing/2016/5/9/chartex" xmlns:cx4="http://schemas.microsoft.com/office/drawing/2016/5/10/chartex" xmlns:cx5="http://schemas.microsoft.com/office/drawing/2016/5/11/chartex" xmlns:cx6="http://schemas.microsoft.com/office/drawing/2016/5/12/chartex" xmlns:cx7="http://schemas.microsoft.com/office/drawing/2016/5/13/chartex" xmlns:cx8="http://schemas.microsoft.com/office/drawing/2016/5/14/chartex" xmlns:mc="http://schemas.openxmlformats.org/markup-compatibility/2006" xmlns:aink="http://schemas.microsoft.com/office/drawing/2016/ink" xmlns:am3d="http://schemas.microsoft.com/office/drawing/2017/model3d" xmlns:o="urn:schemas-microsoft-com:office:office" xmlns:oel="http://schemas.microsoft.com/office/2019/extlst" xmlns:r="http://schemas.openxmlformats.org/officeDocument/2006/relationships" xmlns:m="http://schemas.openxmlformats.org/officeDocument/2006/math" xmlns:v="urn:schemas-microsoft-com:vml" xmlns:wp14="http://schemas.microsoft.com/office/word/2010/wordprocessingDrawing" xmlns:wp="http://schemas.openxmlformats.org/drawingml/2006/wordprocessingDrawing" xmlns:w10="urn:schemas-microsoft-com:office:word" xmlns:w="http://schemas.openxmlformats.org/wordprocessingml/2006/main" xmlns:w14="http://schemas.microsoft.com/office/word/2010/wordml" xmlns:w15="http://schemas.microsoft.com/office/word/2012/wordml" xmlns:w16cex="http://schemas.microsoft.com/office/word/2018/wordml/cex" xmlns:w16cid="http://schemas.microsoft.com/office/word/2016/wordml/cid" xmlns:w16="http://schemas.microsoft.com/office/word/2018/wordml" xmlns:w16du="http://schemas.microsoft.com/office/word/2023/wordml/word16du" xmlns:w16sdtdh="http://schemas.microsoft.com/office/word/2020/wordml/sdtdatahash" xmlns:w16sdtfl="http://schemas.microsoft.com/office/word/2024/wordml/sdtformatlock" xmlns:w16se="http://schemas.microsoft.com/office/word/2015/wordml/symex" xmlns:wpg="http://schemas.microsoft.com/office/word/2010/wordprocessingGroup" xmlns:wpi="http://schemas.microsoft.com/office/word/2010/wordprocessingInk" xmlns:wne="http://schemas.microsoft.com/office/word/2006/wordml" xmlns:wps="http://schemas.microsoft.com/office/word/2010/wordprocessingShape" mc:Ignorable="w14 w15 w16se w16cid w16 w16cex w16sdtdh w16sdtfl w16du wp14">
+<w:footnotes xmlns:wpc="http://schemas.microsoft.com/office/word/2010/wordprocessingCanvas" xmlns:cx="http://schemas.microsoft.com/office/drawing/2014/chartex" xmlns:cx1="http://schemas.microsoft.com/office/drawing/2015/9/8/chartex" xmlns:cx2="http://schemas.microsoft.com/office/drawing/2015/10/21/chartex" xmlns:cx3="http://schemas.microsoft.com/office/drawing/2016/5/9/chartex" xmlns:cx4="http://schemas.microsoft.com/office/drawing/2016/5/10/chartex" xmlns:cx5="http://schemas.microsoft.com/office/drawing/2016/5/11/chartex" xmlns:cx6="http://schemas.microsoft.com/office/drawing/2016/5/12/chartex" xmlns:cx7="http://schemas.microsoft.com/office/drawing/2016/5/13/chartex" xmlns:cx8="http://schemas.microsoft.com/office/drawing/2016/5/14/chartex" xmlns:mc="http://schemas.openxmlformats.org/markup-compatibility/2006" xmlns:m="http://schemas.openxmlformats.org/officeDocument/2006/math" xmlns:aink="http://schemas.microsoft.com/office/drawing/2016/ink" xmlns:am3d="http://schemas.microsoft.com/office/drawing/2017/model3d" xmlns:oel="http://schemas.microsoft.com/office/2019/extlst" xmlns:r="http://schemas.openxmlformats.org/officeDocument/2006/relationships" xmlns:wp14="http://schemas.microsoft.com/office/word/2010/wordprocessingDrawing" xmlns:wp="http://schemas.openxmlformats.org/drawingml/2006/wordprocessingDrawing" xmlns:wpg="http://schemas.microsoft.com/office/word/2010/wordprocessingGroup" xmlns:wpi="http://schemas.microsoft.com/office/word/2010/wordprocessingInk" xmlns:wps="http://schemas.microsoft.com/office/word/2010/wordprocessingShape" xmlns:o="urn:schemas-microsoft-com:office:office" xmlns:v="urn:schemas-microsoft-com:vml" xmlns:w10="urn:schemas-microsoft-com:office:word" xmlns:w="http://schemas.openxmlformats.org/wordprocessingml/2006/main" xmlns:w14="http://schemas.microsoft.com/office/word/2010/wordml" xmlns:w15="http://schemas.microsoft.com/office/word/2012/wordml" xmlns:w16cei="http://schemas.microsoft.com/office/word/2026/wordml/cei" xmlns:w16cex="http://schemas.microsoft.com/office/word/2018/wordml/cex" xmlns:w16cid="http://schemas.microsoft.com/office/word/2016/wordml/cid" xmlns:w16="http://schemas.microsoft.com/office/word/2018/wordml" xmlns:w16sdtdh="http://schemas.microsoft.com/office/word/2020/wordml/sdtdatahash" xmlns:w16sdtfl="http://schemas.microsoft.com/office/word/2024/wordml/sdtformatlock" xmlns:w16se="http://schemas.microsoft.com/office/word/2015/wordml/symex" xmlns:w16du="http://schemas.microsoft.com/office/word/2023/wordml/word16du" xmlns:wne="http://schemas.microsoft.com/office/word/2006/wordml" mc:Ignorable="w14 w15 w16se w16cid w16 w16cex w16sdtdh w16sdtfl w16du wp14">
   <w:footnote w:type="separator" w:id="-1">
     <w:p>
       <w:r>
@@ -5824,7 +5595,7 @@
 </file>
 
 <file path=word/header1.xml><?xml version="1.0" encoding="utf-8"?>
-<w:hdr xmlns:wpc="http://schemas.microsoft.com/office/word/2010/wordprocessingCanvas" xmlns:cx="http://schemas.microsoft.com/office/drawing/2014/chartex" xmlns:cx1="http://schemas.microsoft.com/office/drawing/2015/9/8/chartex" xmlns:cx2="http://schemas.microsoft.com/office/drawing/2015/10/21/chartex" xmlns:cx3="http://schemas.microsoft.com/office/drawing/2016/5/9/chartex" xmlns:cx4="http://schemas.microsoft.com/office/drawing/2016/5/10/chartex" xmlns:cx5="http://schemas.microsoft.com/office/drawing/2016/5/11/chartex" xmlns:cx6="http://schemas.microsoft.com/office/drawing/2016/5/12/chartex" xmlns:cx7="http://schemas.microsoft.com/office/drawing/2016/5/13/chartex" xmlns:cx8="http://schemas.microsoft.com/office/drawing/2016/5/14/chartex" xmlns:mc="http://schemas.openxmlformats.org/markup-compatibility/2006" xmlns:aink="http://schemas.microsoft.com/office/drawing/2016/ink" xmlns:am3d="http://schemas.microsoft.com/office/drawing/2017/model3d" xmlns:o="urn:schemas-microsoft-com:office:office" xmlns:oel="http://schemas.microsoft.com/office/2019/extlst" xmlns:r="http://schemas.openxmlformats.org/officeDocument/2006/relationships" xmlns:m="http://schemas.openxmlformats.org/officeDocument/2006/math" xmlns:v="urn:schemas-microsoft-com:vml" xmlns:wp14="http://schemas.microsoft.com/office/word/2010/wordprocessingDrawing" xmlns:wp="http://schemas.openxmlformats.org/drawingml/2006/wordprocessingDrawing" xmlns:w10="urn:schemas-microsoft-com:office:word" xmlns:w="http://schemas.openxmlformats.org/wordprocessingml/2006/main" xmlns:w14="http://schemas.microsoft.com/office/word/2010/wordml" xmlns:w15="http://schemas.microsoft.com/office/word/2012/wordml" xmlns:w16cex="http://schemas.microsoft.com/office/word/2018/wordml/cex" xmlns:w16cid="http://schemas.microsoft.com/office/word/2016/wordml/cid" xmlns:w16="http://schemas.microsoft.com/office/word/2018/wordml" xmlns:w16du="http://schemas.microsoft.com/office/word/2023/wordml/word16du" xmlns:w16sdtdh="http://schemas.microsoft.com/office/word/2020/wordml/sdtdatahash" xmlns:w16sdtfl="http://schemas.microsoft.com/office/word/2024/wordml/sdtformatlock" xmlns:w16se="http://schemas.microsoft.com/office/word/2015/wordml/symex" xmlns:wpg="http://schemas.microsoft.com/office/word/2010/wordprocessingGroup" xmlns:wpi="http://schemas.microsoft.com/office/word/2010/wordprocessingInk" xmlns:wne="http://schemas.microsoft.com/office/word/2006/wordml" xmlns:wps="http://schemas.microsoft.com/office/word/2010/wordprocessingShape" mc:Ignorable="w14 w15 w16se w16cid w16 w16cex w16sdtdh w16sdtfl w16du wp14">
+<w:hdr xmlns:wpc="http://schemas.microsoft.com/office/word/2010/wordprocessingCanvas" xmlns:cx="http://schemas.microsoft.com/office/drawing/2014/chartex" xmlns:cx1="http://schemas.microsoft.com/office/drawing/2015/9/8/chartex" xmlns:cx2="http://schemas.microsoft.com/office/drawing/2015/10/21/chartex" xmlns:cx3="http://schemas.microsoft.com/office/drawing/2016/5/9/chartex" xmlns:cx4="http://schemas.microsoft.com/office/drawing/2016/5/10/chartex" xmlns:cx5="http://schemas.microsoft.com/office/drawing/2016/5/11/chartex" xmlns:cx6="http://schemas.microsoft.com/office/drawing/2016/5/12/chartex" xmlns:cx7="http://schemas.microsoft.com/office/drawing/2016/5/13/chartex" xmlns:cx8="http://schemas.microsoft.com/office/drawing/2016/5/14/chartex" xmlns:mc="http://schemas.openxmlformats.org/markup-compatibility/2006" xmlns:m="http://schemas.openxmlformats.org/officeDocument/2006/math" xmlns:aink="http://schemas.microsoft.com/office/drawing/2016/ink" xmlns:am3d="http://schemas.microsoft.com/office/drawing/2017/model3d" xmlns:oel="http://schemas.microsoft.com/office/2019/extlst" xmlns:r="http://schemas.openxmlformats.org/officeDocument/2006/relationships" xmlns:wp14="http://schemas.microsoft.com/office/word/2010/wordprocessingDrawing" xmlns:wp="http://schemas.openxmlformats.org/drawingml/2006/wordprocessingDrawing" xmlns:wpg="http://schemas.microsoft.com/office/word/2010/wordprocessingGroup" xmlns:wpi="http://schemas.microsoft.com/office/word/2010/wordprocessingInk" xmlns:wps="http://schemas.microsoft.com/office/word/2010/wordprocessingShape" xmlns:o="urn:schemas-microsoft-com:office:office" xmlns:v="urn:schemas-microsoft-com:vml" xmlns:w10="urn:schemas-microsoft-com:office:word" xmlns:w="http://schemas.openxmlformats.org/wordprocessingml/2006/main" xmlns:w14="http://schemas.microsoft.com/office/word/2010/wordml" xmlns:w15="http://schemas.microsoft.com/office/word/2012/wordml" xmlns:w16cei="http://schemas.microsoft.com/office/word/2026/wordml/cei" xmlns:w16cex="http://schemas.microsoft.com/office/word/2018/wordml/cex" xmlns:w16cid="http://schemas.microsoft.com/office/word/2016/wordml/cid" xmlns:w16="http://schemas.microsoft.com/office/word/2018/wordml" xmlns:w16sdtdh="http://schemas.microsoft.com/office/word/2020/wordml/sdtdatahash" xmlns:w16sdtfl="http://schemas.microsoft.com/office/word/2024/wordml/sdtformatlock" xmlns:w16se="http://schemas.microsoft.com/office/word/2015/wordml/symex" xmlns:w16du="http://schemas.microsoft.com/office/word/2023/wordml/word16du" xmlns:wne="http://schemas.microsoft.com/office/word/2006/wordml" mc:Ignorable="w14 w15 w16se w16cid w16 w16cex w16sdtdh w16sdtfl w16du wp14">
   <w:p>
     <w:pPr>
       <w:pBdr>
@@ -5858,7 +5629,7 @@
 </file>
 
 <file path=word/numbering.xml><?xml version="1.0" encoding="utf-8"?>
-<w:numbering xmlns:wpc="http://schemas.microsoft.com/office/word/2010/wordprocessingCanvas" xmlns:cx="http://schemas.microsoft.com/office/drawing/2014/chartex" xmlns:cx1="http://schemas.microsoft.com/office/drawing/2015/9/8/chartex" xmlns:cx2="http://schemas.microsoft.com/office/drawing/2015/10/21/chartex" xmlns:cx3="http://schemas.microsoft.com/office/drawing/2016/5/9/chartex" xmlns:cx4="http://schemas.microsoft.com/office/drawing/2016/5/10/chartex" xmlns:cx5="http://schemas.microsoft.com/office/drawing/2016/5/11/chartex" xmlns:cx6="http://schemas.microsoft.com/office/drawing/2016/5/12/chartex" xmlns:cx7="http://schemas.microsoft.com/office/drawing/2016/5/13/chartex" xmlns:cx8="http://schemas.microsoft.com/office/drawing/2016/5/14/chartex" xmlns:mc="http://schemas.openxmlformats.org/markup-compatibility/2006" xmlns:aink="http://schemas.microsoft.com/office/drawing/2016/ink" xmlns:am3d="http://schemas.microsoft.com/office/drawing/2017/model3d" xmlns:o="urn:schemas-microsoft-com:office:office" xmlns:oel="http://schemas.microsoft.com/office/2019/extlst" xmlns:r="http://schemas.openxmlformats.org/officeDocument/2006/relationships" xmlns:m="http://schemas.openxmlformats.org/officeDocument/2006/math" xmlns:v="urn:schemas-microsoft-com:vml" xmlns:wp14="http://schemas.microsoft.com/office/word/2010/wordprocessingDrawing" xmlns:wp="http://schemas.openxmlformats.org/drawingml/2006/wordprocessingDrawing" xmlns:w10="urn:schemas-microsoft-com:office:word" xmlns:w="http://schemas.openxmlformats.org/wordprocessingml/2006/main" xmlns:w14="http://schemas.microsoft.com/office/word/2010/wordml" xmlns:w15="http://schemas.microsoft.com/office/word/2012/wordml" xmlns:w16cex="http://schemas.microsoft.com/office/word/2018/wordml/cex" xmlns:w16cid="http://schemas.microsoft.com/office/word/2016/wordml/cid" xmlns:w16="http://schemas.microsoft.com/office/word/2018/wordml" xmlns:w16du="http://schemas.microsoft.com/office/word/2023/wordml/word16du" xmlns:w16sdtdh="http://schemas.microsoft.com/office/word/2020/wordml/sdtdatahash" xmlns:w16sdtfl="http://schemas.microsoft.com/office/word/2024/wordml/sdtformatlock" xmlns:w16se="http://schemas.microsoft.com/office/word/2015/wordml/symex" xmlns:wpg="http://schemas.microsoft.com/office/word/2010/wordprocessingGroup" xmlns:wpi="http://schemas.microsoft.com/office/word/2010/wordprocessingInk" xmlns:wne="http://schemas.microsoft.com/office/word/2006/wordml" xmlns:wps="http://schemas.microsoft.com/office/word/2010/wordprocessingShape" mc:Ignorable="w14 w15 w16se w16cid w16 w16cex w16sdtdh w16sdtfl w16du wp14">
+<w:numbering xmlns:wpc="http://schemas.microsoft.com/office/word/2010/wordprocessingCanvas" xmlns:cx="http://schemas.microsoft.com/office/drawing/2014/chartex" xmlns:cx1="http://schemas.microsoft.com/office/drawing/2015/9/8/chartex" xmlns:cx2="http://schemas.microsoft.com/office/drawing/2015/10/21/chartex" xmlns:cx3="http://schemas.microsoft.com/office/drawing/2016/5/9/chartex" xmlns:cx4="http://schemas.microsoft.com/office/drawing/2016/5/10/chartex" xmlns:cx5="http://schemas.microsoft.com/office/drawing/2016/5/11/chartex" xmlns:cx6="http://schemas.microsoft.com/office/drawing/2016/5/12/chartex" xmlns:cx7="http://schemas.microsoft.com/office/drawing/2016/5/13/chartex" xmlns:cx8="http://schemas.microsoft.com/office/drawing/2016/5/14/chartex" xmlns:mc="http://schemas.openxmlformats.org/markup-compatibility/2006" xmlns:m="http://schemas.openxmlformats.org/officeDocument/2006/math" xmlns:aink="http://schemas.microsoft.com/office/drawing/2016/ink" xmlns:am3d="http://schemas.microsoft.com/office/drawing/2017/model3d" xmlns:oel="http://schemas.microsoft.com/office/2019/extlst" xmlns:r="http://schemas.openxmlformats.org/officeDocument/2006/relationships" xmlns:wp14="http://schemas.microsoft.com/office/word/2010/wordprocessingDrawing" xmlns:wp="http://schemas.openxmlformats.org/drawingml/2006/wordprocessingDrawing" xmlns:wpg="http://schemas.microsoft.com/office/word/2010/wordprocessingGroup" xmlns:wpi="http://schemas.microsoft.com/office/word/2010/wordprocessingInk" xmlns:wps="http://schemas.microsoft.com/office/word/2010/wordprocessingShape" xmlns:o="urn:schemas-microsoft-com:office:office" xmlns:v="urn:schemas-microsoft-com:vml" xmlns:w10="urn:schemas-microsoft-com:office:word" xmlns:w="http://schemas.openxmlformats.org/wordprocessingml/2006/main" xmlns:w14="http://schemas.microsoft.com/office/word/2010/wordml" xmlns:w15="http://schemas.microsoft.com/office/word/2012/wordml" xmlns:w16cei="http://schemas.microsoft.com/office/word/2026/wordml/cei" xmlns:w16cex="http://schemas.microsoft.com/office/word/2018/wordml/cex" xmlns:w16cid="http://schemas.microsoft.com/office/word/2016/wordml/cid" xmlns:w16="http://schemas.microsoft.com/office/word/2018/wordml" xmlns:w16sdtdh="http://schemas.microsoft.com/office/word/2020/wordml/sdtdatahash" xmlns:w16sdtfl="http://schemas.microsoft.com/office/word/2024/wordml/sdtformatlock" xmlns:w16se="http://schemas.microsoft.com/office/word/2015/wordml/symex" xmlns:w16du="http://schemas.microsoft.com/office/word/2023/wordml/word16du" xmlns:wne="http://schemas.microsoft.com/office/word/2006/wordml" mc:Ignorable="w14 w15 w16se w16cid w16 w16cex w16sdtdh w16sdtfl w16du wp14">
   <w:abstractNum w:abstractNumId="0" w15:restartNumberingAfterBreak="0">
     <w:nsid w:val="17D21BB1"/>
     <w:multiLevelType w:val="hybridMultilevel"/>
@@ -6075,7 +5846,7 @@
 </file>
 
 <file path=word/styles.xml><?xml version="1.0" encoding="utf-8"?>
-<w:styles xmlns:mc="http://schemas.openxmlformats.org/markup-compatibility/2006" xmlns:r="http://schemas.openxmlformats.org/officeDocument/2006/relationships" xmlns:w="http://schemas.openxmlformats.org/wordprocessingml/2006/main" xmlns:w14="http://schemas.microsoft.com/office/word/2010/wordml" xmlns:w15="http://schemas.microsoft.com/office/word/2012/wordml" xmlns:w16cex="http://schemas.microsoft.com/office/word/2018/wordml/cex" xmlns:w16cid="http://schemas.microsoft.com/office/word/2016/wordml/cid" xmlns:w16="http://schemas.microsoft.com/office/word/2018/wordml" xmlns:w16du="http://schemas.microsoft.com/office/word/2023/wordml/word16du" xmlns:w16sdtdh="http://schemas.microsoft.com/office/word/2020/wordml/sdtdatahash" xmlns:w16sdtfl="http://schemas.microsoft.com/office/word/2024/wordml/sdtformatlock" xmlns:w16se="http://schemas.microsoft.com/office/word/2015/wordml/symex" mc:Ignorable="w14 w15 w16se w16cid w16 w16cex w16sdtdh w16sdtfl w16du">
+<w:styles xmlns:mc="http://schemas.openxmlformats.org/markup-compatibility/2006" xmlns:r="http://schemas.openxmlformats.org/officeDocument/2006/relationships" xmlns:w="http://schemas.openxmlformats.org/wordprocessingml/2006/main" xmlns:w14="http://schemas.microsoft.com/office/word/2010/wordml" xmlns:w15="http://schemas.microsoft.com/office/word/2012/wordml" xmlns:w16cex="http://schemas.microsoft.com/office/word/2018/wordml/cex" xmlns:w16cid="http://schemas.microsoft.com/office/word/2016/wordml/cid" xmlns:w16="http://schemas.microsoft.com/office/word/2018/wordml" xmlns:w16sdtdh="http://schemas.microsoft.com/office/word/2020/wordml/sdtdatahash" xmlns:w16sdtfl="http://schemas.microsoft.com/office/word/2024/wordml/sdtformatlock" xmlns:w16se="http://schemas.microsoft.com/office/word/2015/wordml/symex" xmlns:w16du="http://schemas.microsoft.com/office/word/2023/wordml/word16du" mc:Ignorable="w14 w15 w16se w16cid w16 w16cex w16sdtdh w16sdtfl w16du">
   <w:docDefaults>
     <w:rPrDefault>
       <w:rPr>

--- a/lectures/week02/Week2_Lecture.docx
+++ b/lectures/week02/Week2_Lecture.docx
@@ -1,6 +1,6 @@
 
 <file path=word/document.xml><?xml version="1.0" encoding="utf-8"?>
-<w:document xmlns:wpc="http://schemas.microsoft.com/office/word/2010/wordprocessingCanvas" xmlns:cx="http://schemas.microsoft.com/office/drawing/2014/chartex" xmlns:cx1="http://schemas.microsoft.com/office/drawing/2015/9/8/chartex" xmlns:cx2="http://schemas.microsoft.com/office/drawing/2015/10/21/chartex" xmlns:cx3="http://schemas.microsoft.com/office/drawing/2016/5/9/chartex" xmlns:cx4="http://schemas.microsoft.com/office/drawing/2016/5/10/chartex" xmlns:cx5="http://schemas.microsoft.com/office/drawing/2016/5/11/chartex" xmlns:cx6="http://schemas.microsoft.com/office/drawing/2016/5/12/chartex" xmlns:cx7="http://schemas.microsoft.com/office/drawing/2016/5/13/chartex" xmlns:cx8="http://schemas.microsoft.com/office/drawing/2016/5/14/chartex" xmlns:mc="http://schemas.openxmlformats.org/markup-compatibility/2006" xmlns:m="http://schemas.openxmlformats.org/officeDocument/2006/math" xmlns:aink="http://schemas.microsoft.com/office/drawing/2016/ink" xmlns:am3d="http://schemas.microsoft.com/office/drawing/2017/model3d" xmlns:oel="http://schemas.microsoft.com/office/2019/extlst" xmlns:r="http://schemas.openxmlformats.org/officeDocument/2006/relationships" xmlns:wp14="http://schemas.microsoft.com/office/word/2010/wordprocessingDrawing" xmlns:wp="http://schemas.openxmlformats.org/drawingml/2006/wordprocessingDrawing" xmlns:wpg="http://schemas.microsoft.com/office/word/2010/wordprocessingGroup" xmlns:wpi="http://schemas.microsoft.com/office/word/2010/wordprocessingInk" xmlns:wps="http://schemas.microsoft.com/office/word/2010/wordprocessingShape" xmlns:o="urn:schemas-microsoft-com:office:office" xmlns:v="urn:schemas-microsoft-com:vml" xmlns:w10="urn:schemas-microsoft-com:office:word" xmlns:w="http://schemas.openxmlformats.org/wordprocessingml/2006/main" xmlns:w14="http://schemas.microsoft.com/office/word/2010/wordml" xmlns:w15="http://schemas.microsoft.com/office/word/2012/wordml" xmlns:w16cei="http://schemas.microsoft.com/office/word/2026/wordml/cei" xmlns:w16cex="http://schemas.microsoft.com/office/word/2018/wordml/cex" xmlns:w16cid="http://schemas.microsoft.com/office/word/2016/wordml/cid" xmlns:w16="http://schemas.microsoft.com/office/word/2018/wordml" xmlns:w16sdtdh="http://schemas.microsoft.com/office/word/2020/wordml/sdtdatahash" xmlns:w16sdtfl="http://schemas.microsoft.com/office/word/2024/wordml/sdtformatlock" xmlns:w16se="http://schemas.microsoft.com/office/word/2015/wordml/symex" xmlns:w16du="http://schemas.microsoft.com/office/word/2023/wordml/word16du" xmlns:wne="http://schemas.microsoft.com/office/word/2006/wordml" mc:Ignorable="w14 w15 w16se w16cid w16 w16cex w16sdtdh w16sdtfl w16du wp14">
+<w:document xmlns:wpc="http://schemas.microsoft.com/office/word/2010/wordprocessingCanvas" xmlns:cx="http://schemas.microsoft.com/office/drawing/2014/chartex" xmlns:cx1="http://schemas.microsoft.com/office/drawing/2015/9/8/chartex" xmlns:cx2="http://schemas.microsoft.com/office/drawing/2015/10/21/chartex" xmlns:cx3="http://schemas.microsoft.com/office/drawing/2016/5/9/chartex" xmlns:cx4="http://schemas.microsoft.com/office/drawing/2016/5/10/chartex" xmlns:cx5="http://schemas.microsoft.com/office/drawing/2016/5/11/chartex" xmlns:cx6="http://schemas.microsoft.com/office/drawing/2016/5/12/chartex" xmlns:cx7="http://schemas.microsoft.com/office/drawing/2016/5/13/chartex" xmlns:cx8="http://schemas.microsoft.com/office/drawing/2016/5/14/chartex" xmlns:mc="http://schemas.openxmlformats.org/markup-compatibility/2006" xmlns:m="http://schemas.openxmlformats.org/officeDocument/2006/math" xmlns:aink="http://schemas.microsoft.com/office/drawing/2016/ink" xmlns:am3d="http://schemas.microsoft.com/office/drawing/2017/model3d" xmlns:oel="http://schemas.microsoft.com/office/2019/extlst" xmlns:r="http://schemas.openxmlformats.org/officeDocument/2006/relationships" xmlns:wp14="http://schemas.microsoft.com/office/word/2010/wordprocessingDrawing" xmlns:wp="http://schemas.openxmlformats.org/drawingml/2006/wordprocessingDrawing" xmlns:wpg="http://schemas.microsoft.com/office/word/2010/wordprocessingGroup" xmlns:wpi="http://schemas.microsoft.com/office/word/2010/wordprocessingInk" xmlns:wps="http://schemas.microsoft.com/office/word/2010/wordprocessingShape" xmlns:o="urn:schemas-microsoft-com:office:office" xmlns:v="urn:schemas-microsoft-com:vml" xmlns:w10="urn:schemas-microsoft-com:office:word" xmlns:w="http://schemas.openxmlformats.org/wordprocessingml/2006/main" xmlns:w14="http://schemas.microsoft.com/office/word/2010/wordml" xmlns:w15="http://schemas.microsoft.com/office/word/2012/wordml" xmlns:w16cex="http://schemas.microsoft.com/office/word/2018/wordml/cex" xmlns:w16cid="http://schemas.microsoft.com/office/word/2016/wordml/cid" xmlns:w16="http://schemas.microsoft.com/office/word/2018/wordml" xmlns:w16sdtdh="http://schemas.microsoft.com/office/word/2020/wordml/sdtdatahash" xmlns:w16sdtfl="http://schemas.microsoft.com/office/word/2024/wordml/sdtformatlock" xmlns:w16se="http://schemas.microsoft.com/office/word/2015/wordml/symex" xmlns:w16du="http://schemas.microsoft.com/office/word/2023/wordml/word16du" xmlns:wne="http://schemas.microsoft.com/office/word/2006/wordml" mc:Ignorable="w14 w15 w16se w16cid w16 w16cex w16sdtdh w16sdtfl w16du wp14">
   <w:body>
     <w:p>
       <w:pPr>
@@ -1504,6 +1504,7 @@
         <w:spacing w:after="160" w:line="300" w:lineRule="auto"/>
       </w:pPr>
       <w:r>
+        <w:lastRenderedPageBreak/>
         <w:t xml:space="preserve">For implementation, the moment arm at each joint is computed from the muscle’s origin and insertion points using the geometric relationship between muscle length and joint angle. The key implication: </w:t>
       </w:r>
       <w:r>
@@ -1566,7 +1567,6 @@
                 <w:bCs/>
                 <w:color w:val="2E86AB"/>
               </w:rPr>
-              <w:lastRenderedPageBreak/>
               <w:t>Moment Arms and Muscle Redundancy</w:t>
             </w:r>
           </w:p>
@@ -4242,7 +4242,43 @@
           <w:sz w:val="24"/>
           <w:szCs w:val="24"/>
         </w:rPr>
-        <w:t>τ² M̈ + 2τ Ṁ + M = M̃</w:t>
+        <w:t xml:space="preserve">τ² </w:t>
+      </w:r>
+      <m:oMath>
+        <m:acc>
+          <m:accPr>
+            <m:chr m:val="̈"/>
+            <m:ctrlPr>
+              <w:rPr>
+                <w:rFonts w:ascii="Cambria Math" w:eastAsia="Cambria Math" w:hAnsi="Cambria Math" w:cs="Cambria Math"/>
+                <w:i/>
+                <w:color w:val="1B2A4A"/>
+                <w:sz w:val="24"/>
+                <w:szCs w:val="24"/>
+              </w:rPr>
+            </m:ctrlPr>
+          </m:accPr>
+          <m:e>
+            <m:r>
+              <w:rPr>
+                <w:rFonts w:ascii="Cambria Math" w:eastAsia="Cambria Math" w:hAnsi="Cambria Math" w:cs="Cambria Math"/>
+                <w:color w:val="1B2A4A"/>
+                <w:sz w:val="24"/>
+                <w:szCs w:val="24"/>
+              </w:rPr>
+              <m:t>M</m:t>
+            </m:r>
+          </m:e>
+        </m:acc>
+      </m:oMath>
+      <w:r>
+        <w:rPr>
+          <w:rFonts w:ascii="Cambria Math" w:eastAsia="Cambria Math" w:hAnsi="Cambria Math" w:cs="Cambria Math"/>
+          <w:color w:val="1B2A4A"/>
+          <w:sz w:val="24"/>
+          <w:szCs w:val="24"/>
+        </w:rPr>
+        <w:t>+ 2τ Ṁ + M = M̃</w:t>
       </w:r>
       <w:r>
         <w:rPr>
@@ -5498,7 +5534,7 @@
 </file>
 
 <file path=word/endnotes.xml><?xml version="1.0" encoding="utf-8"?>
-<w:endnotes xmlns:wpc="http://schemas.microsoft.com/office/word/2010/wordprocessingCanvas" xmlns:cx="http://schemas.microsoft.com/office/drawing/2014/chartex" xmlns:cx1="http://schemas.microsoft.com/office/drawing/2015/9/8/chartex" xmlns:cx2="http://schemas.microsoft.com/office/drawing/2015/10/21/chartex" xmlns:cx3="http://schemas.microsoft.com/office/drawing/2016/5/9/chartex" xmlns:cx4="http://schemas.microsoft.com/office/drawing/2016/5/10/chartex" xmlns:cx5="http://schemas.microsoft.com/office/drawing/2016/5/11/chartex" xmlns:cx6="http://schemas.microsoft.com/office/drawing/2016/5/12/chartex" xmlns:cx7="http://schemas.microsoft.com/office/drawing/2016/5/13/chartex" xmlns:cx8="http://schemas.microsoft.com/office/drawing/2016/5/14/chartex" xmlns:mc="http://schemas.openxmlformats.org/markup-compatibility/2006" xmlns:m="http://schemas.openxmlformats.org/officeDocument/2006/math" xmlns:aink="http://schemas.microsoft.com/office/drawing/2016/ink" xmlns:am3d="http://schemas.microsoft.com/office/drawing/2017/model3d" xmlns:oel="http://schemas.microsoft.com/office/2019/extlst" xmlns:r="http://schemas.openxmlformats.org/officeDocument/2006/relationships" xmlns:wp14="http://schemas.microsoft.com/office/word/2010/wordprocessingDrawing" xmlns:wp="http://schemas.openxmlformats.org/drawingml/2006/wordprocessingDrawing" xmlns:wpg="http://schemas.microsoft.com/office/word/2010/wordprocessingGroup" xmlns:wpi="http://schemas.microsoft.com/office/word/2010/wordprocessingInk" xmlns:wps="http://schemas.microsoft.com/office/word/2010/wordprocessingShape" xmlns:o="urn:schemas-microsoft-com:office:office" xmlns:v="urn:schemas-microsoft-com:vml" xmlns:w10="urn:schemas-microsoft-com:office:word" xmlns:w="http://schemas.openxmlformats.org/wordprocessingml/2006/main" xmlns:w14="http://schemas.microsoft.com/office/word/2010/wordml" xmlns:w15="http://schemas.microsoft.com/office/word/2012/wordml" xmlns:w16cei="http://schemas.microsoft.com/office/word/2026/wordml/cei" xmlns:w16cex="http://schemas.microsoft.com/office/word/2018/wordml/cex" xmlns:w16cid="http://schemas.microsoft.com/office/word/2016/wordml/cid" xmlns:w16="http://schemas.microsoft.com/office/word/2018/wordml" xmlns:w16sdtdh="http://schemas.microsoft.com/office/word/2020/wordml/sdtdatahash" xmlns:w16sdtfl="http://schemas.microsoft.com/office/word/2024/wordml/sdtformatlock" xmlns:w16se="http://schemas.microsoft.com/office/word/2015/wordml/symex" xmlns:w16du="http://schemas.microsoft.com/office/word/2023/wordml/word16du" xmlns:wne="http://schemas.microsoft.com/office/word/2006/wordml" mc:Ignorable="w14 w15 w16se w16cid w16 w16cex w16sdtdh w16sdtfl w16du wp14">
+<w:endnotes xmlns:wpc="http://schemas.microsoft.com/office/word/2010/wordprocessingCanvas" xmlns:cx="http://schemas.microsoft.com/office/drawing/2014/chartex" xmlns:cx1="http://schemas.microsoft.com/office/drawing/2015/9/8/chartex" xmlns:cx2="http://schemas.microsoft.com/office/drawing/2015/10/21/chartex" xmlns:cx3="http://schemas.microsoft.com/office/drawing/2016/5/9/chartex" xmlns:cx4="http://schemas.microsoft.com/office/drawing/2016/5/10/chartex" xmlns:cx5="http://schemas.microsoft.com/office/drawing/2016/5/11/chartex" xmlns:cx6="http://schemas.microsoft.com/office/drawing/2016/5/12/chartex" xmlns:cx7="http://schemas.microsoft.com/office/drawing/2016/5/13/chartex" xmlns:cx8="http://schemas.microsoft.com/office/drawing/2016/5/14/chartex" xmlns:mc="http://schemas.openxmlformats.org/markup-compatibility/2006" xmlns:m="http://schemas.openxmlformats.org/officeDocument/2006/math" xmlns:aink="http://schemas.microsoft.com/office/drawing/2016/ink" xmlns:am3d="http://schemas.microsoft.com/office/drawing/2017/model3d" xmlns:oel="http://schemas.microsoft.com/office/2019/extlst" xmlns:r="http://schemas.openxmlformats.org/officeDocument/2006/relationships" xmlns:wp14="http://schemas.microsoft.com/office/word/2010/wordprocessingDrawing" xmlns:wp="http://schemas.openxmlformats.org/drawingml/2006/wordprocessingDrawing" xmlns:wpg="http://schemas.microsoft.com/office/word/2010/wordprocessingGroup" xmlns:wpi="http://schemas.microsoft.com/office/word/2010/wordprocessingInk" xmlns:wps="http://schemas.microsoft.com/office/word/2010/wordprocessingShape" xmlns:o="urn:schemas-microsoft-com:office:office" xmlns:v="urn:schemas-microsoft-com:vml" xmlns:w10="urn:schemas-microsoft-com:office:word" xmlns:w="http://schemas.openxmlformats.org/wordprocessingml/2006/main" xmlns:w14="http://schemas.microsoft.com/office/word/2010/wordml" xmlns:w15="http://schemas.microsoft.com/office/word/2012/wordml" xmlns:w16cex="http://schemas.microsoft.com/office/word/2018/wordml/cex" xmlns:w16cid="http://schemas.microsoft.com/office/word/2016/wordml/cid" xmlns:w16="http://schemas.microsoft.com/office/word/2018/wordml" xmlns:w16sdtdh="http://schemas.microsoft.com/office/word/2020/wordml/sdtdatahash" xmlns:w16sdtfl="http://schemas.microsoft.com/office/word/2024/wordml/sdtformatlock" xmlns:w16se="http://schemas.microsoft.com/office/word/2015/wordml/symex" xmlns:w16du="http://schemas.microsoft.com/office/word/2023/wordml/word16du" xmlns:wne="http://schemas.microsoft.com/office/word/2006/wordml" mc:Ignorable="w14 w15 w16se w16cid w16 w16cex w16sdtdh w16sdtfl w16du wp14">
   <w:endnote w:type="separator" w:id="-1">
     <w:p>
       <w:r>
@@ -5517,7 +5553,7 @@
 </file>
 
 <file path=word/footer1.xml><?xml version="1.0" encoding="utf-8"?>
-<w:ftr xmlns:wpc="http://schemas.microsoft.com/office/word/2010/wordprocessingCanvas" xmlns:cx="http://schemas.microsoft.com/office/drawing/2014/chartex" xmlns:cx1="http://schemas.microsoft.com/office/drawing/2015/9/8/chartex" xmlns:cx2="http://schemas.microsoft.com/office/drawing/2015/10/21/chartex" xmlns:cx3="http://schemas.microsoft.com/office/drawing/2016/5/9/chartex" xmlns:cx4="http://schemas.microsoft.com/office/drawing/2016/5/10/chartex" xmlns:cx5="http://schemas.microsoft.com/office/drawing/2016/5/11/chartex" xmlns:cx6="http://schemas.microsoft.com/office/drawing/2016/5/12/chartex" xmlns:cx7="http://schemas.microsoft.com/office/drawing/2016/5/13/chartex" xmlns:cx8="http://schemas.microsoft.com/office/drawing/2016/5/14/chartex" xmlns:mc="http://schemas.openxmlformats.org/markup-compatibility/2006" xmlns:m="http://schemas.openxmlformats.org/officeDocument/2006/math" xmlns:aink="http://schemas.microsoft.com/office/drawing/2016/ink" xmlns:am3d="http://schemas.microsoft.com/office/drawing/2017/model3d" xmlns:oel="http://schemas.microsoft.com/office/2019/extlst" xmlns:r="http://schemas.openxmlformats.org/officeDocument/2006/relationships" xmlns:wp14="http://schemas.microsoft.com/office/word/2010/wordprocessingDrawing" xmlns:wp="http://schemas.openxmlformats.org/drawingml/2006/wordprocessingDrawing" xmlns:wpg="http://schemas.microsoft.com/office/word/2010/wordprocessingGroup" xmlns:wpi="http://schemas.microsoft.com/office/word/2010/wordprocessingInk" xmlns:wps="http://schemas.microsoft.com/office/word/2010/wordprocessingShape" xmlns:o="urn:schemas-microsoft-com:office:office" xmlns:v="urn:schemas-microsoft-com:vml" xmlns:w10="urn:schemas-microsoft-com:office:word" xmlns:w="http://schemas.openxmlformats.org/wordprocessingml/2006/main" xmlns:w14="http://schemas.microsoft.com/office/word/2010/wordml" xmlns:w15="http://schemas.microsoft.com/office/word/2012/wordml" xmlns:w16cei="http://schemas.microsoft.com/office/word/2026/wordml/cei" xmlns:w16cex="http://schemas.microsoft.com/office/word/2018/wordml/cex" xmlns:w16cid="http://schemas.microsoft.com/office/word/2016/wordml/cid" xmlns:w16="http://schemas.microsoft.com/office/word/2018/wordml" xmlns:w16sdtdh="http://schemas.microsoft.com/office/word/2020/wordml/sdtdatahash" xmlns:w16sdtfl="http://schemas.microsoft.com/office/word/2024/wordml/sdtformatlock" xmlns:w16se="http://schemas.microsoft.com/office/word/2015/wordml/symex" xmlns:w16du="http://schemas.microsoft.com/office/word/2023/wordml/word16du" xmlns:wne="http://schemas.microsoft.com/office/word/2006/wordml" mc:Ignorable="w14 w15 w16se w16cid w16 w16cex w16sdtdh w16sdtfl w16du wp14">
+<w:ftr xmlns:wpc="http://schemas.microsoft.com/office/word/2010/wordprocessingCanvas" xmlns:cx="http://schemas.microsoft.com/office/drawing/2014/chartex" xmlns:cx1="http://schemas.microsoft.com/office/drawing/2015/9/8/chartex" xmlns:cx2="http://schemas.microsoft.com/office/drawing/2015/10/21/chartex" xmlns:cx3="http://schemas.microsoft.com/office/drawing/2016/5/9/chartex" xmlns:cx4="http://schemas.microsoft.com/office/drawing/2016/5/10/chartex" xmlns:cx5="http://schemas.microsoft.com/office/drawing/2016/5/11/chartex" xmlns:cx6="http://schemas.microsoft.com/office/drawing/2016/5/12/chartex" xmlns:cx7="http://schemas.microsoft.com/office/drawing/2016/5/13/chartex" xmlns:cx8="http://schemas.microsoft.com/office/drawing/2016/5/14/chartex" xmlns:mc="http://schemas.openxmlformats.org/markup-compatibility/2006" xmlns:m="http://schemas.openxmlformats.org/officeDocument/2006/math" xmlns:aink="http://schemas.microsoft.com/office/drawing/2016/ink" xmlns:am3d="http://schemas.microsoft.com/office/drawing/2017/model3d" xmlns:oel="http://schemas.microsoft.com/office/2019/extlst" xmlns:r="http://schemas.openxmlformats.org/officeDocument/2006/relationships" xmlns:wp14="http://schemas.microsoft.com/office/word/2010/wordprocessingDrawing" xmlns:wp="http://schemas.openxmlformats.org/drawingml/2006/wordprocessingDrawing" xmlns:wpg="http://schemas.microsoft.com/office/word/2010/wordprocessingGroup" xmlns:wpi="http://schemas.microsoft.com/office/word/2010/wordprocessingInk" xmlns:wps="http://schemas.microsoft.com/office/word/2010/wordprocessingShape" xmlns:o="urn:schemas-microsoft-com:office:office" xmlns:v="urn:schemas-microsoft-com:vml" xmlns:w10="urn:schemas-microsoft-com:office:word" xmlns:w="http://schemas.openxmlformats.org/wordprocessingml/2006/main" xmlns:w14="http://schemas.microsoft.com/office/word/2010/wordml" xmlns:w15="http://schemas.microsoft.com/office/word/2012/wordml" xmlns:w16cex="http://schemas.microsoft.com/office/word/2018/wordml/cex" xmlns:w16cid="http://schemas.microsoft.com/office/word/2016/wordml/cid" xmlns:w16="http://schemas.microsoft.com/office/word/2018/wordml" xmlns:w16sdtdh="http://schemas.microsoft.com/office/word/2020/wordml/sdtdatahash" xmlns:w16sdtfl="http://schemas.microsoft.com/office/word/2024/wordml/sdtformatlock" xmlns:w16se="http://schemas.microsoft.com/office/word/2015/wordml/symex" xmlns:w16du="http://schemas.microsoft.com/office/word/2023/wordml/word16du" xmlns:wne="http://schemas.microsoft.com/office/word/2006/wordml" mc:Ignorable="w14 w15 w16se w16cid w16 w16cex w16sdtdh w16sdtfl w16du wp14">
   <w:p>
     <w:pPr>
       <w:jc w:val="center"/>
@@ -5576,7 +5612,7 @@
 </file>
 
 <file path=word/footnotes.xml><?xml version="1.0" encoding="utf-8"?>
-<w:footnotes xmlns:wpc="http://schemas.microsoft.com/office/word/2010/wordprocessingCanvas" xmlns:cx="http://schemas.microsoft.com/office/drawing/2014/chartex" xmlns:cx1="http://schemas.microsoft.com/office/drawing/2015/9/8/chartex" xmlns:cx2="http://schemas.microsoft.com/office/drawing/2015/10/21/chartex" xmlns:cx3="http://schemas.microsoft.com/office/drawing/2016/5/9/chartex" xmlns:cx4="http://schemas.microsoft.com/office/drawing/2016/5/10/chartex" xmlns:cx5="http://schemas.microsoft.com/office/drawing/2016/5/11/chartex" xmlns:cx6="http://schemas.microsoft.com/office/drawing/2016/5/12/chartex" xmlns:cx7="http://schemas.microsoft.com/office/drawing/2016/5/13/chartex" xmlns:cx8="http://schemas.microsoft.com/office/drawing/2016/5/14/chartex" xmlns:mc="http://schemas.openxmlformats.org/markup-compatibility/2006" xmlns:m="http://schemas.openxmlformats.org/officeDocument/2006/math" xmlns:aink="http://schemas.microsoft.com/office/drawing/2016/ink" xmlns:am3d="http://schemas.microsoft.com/office/drawing/2017/model3d" xmlns:oel="http://schemas.microsoft.com/office/2019/extlst" xmlns:r="http://schemas.openxmlformats.org/officeDocument/2006/relationships" xmlns:wp14="http://schemas.microsoft.com/office/word/2010/wordprocessingDrawing" xmlns:wp="http://schemas.openxmlformats.org/drawingml/2006/wordprocessingDrawing" xmlns:wpg="http://schemas.microsoft.com/office/word/2010/wordprocessingGroup" xmlns:wpi="http://schemas.microsoft.com/office/word/2010/wordprocessingInk" xmlns:wps="http://schemas.microsoft.com/office/word/2010/wordprocessingShape" xmlns:o="urn:schemas-microsoft-com:office:office" xmlns:v="urn:schemas-microsoft-com:vml" xmlns:w10="urn:schemas-microsoft-com:office:word" xmlns:w="http://schemas.openxmlformats.org/wordprocessingml/2006/main" xmlns:w14="http://schemas.microsoft.com/office/word/2010/wordml" xmlns:w15="http://schemas.microsoft.com/office/word/2012/wordml" xmlns:w16cei="http://schemas.microsoft.com/office/word/2026/wordml/cei" xmlns:w16cex="http://schemas.microsoft.com/office/word/2018/wordml/cex" xmlns:w16cid="http://schemas.microsoft.com/office/word/2016/wordml/cid" xmlns:w16="http://schemas.microsoft.com/office/word/2018/wordml" xmlns:w16sdtdh="http://schemas.microsoft.com/office/word/2020/wordml/sdtdatahash" xmlns:w16sdtfl="http://schemas.microsoft.com/office/word/2024/wordml/sdtformatlock" xmlns:w16se="http://schemas.microsoft.com/office/word/2015/wordml/symex" xmlns:w16du="http://schemas.microsoft.com/office/word/2023/wordml/word16du" xmlns:wne="http://schemas.microsoft.com/office/word/2006/wordml" mc:Ignorable="w14 w15 w16se w16cid w16 w16cex w16sdtdh w16sdtfl w16du wp14">
+<w:footnotes xmlns:wpc="http://schemas.microsoft.com/office/word/2010/wordprocessingCanvas" xmlns:cx="http://schemas.microsoft.com/office/drawing/2014/chartex" xmlns:cx1="http://schemas.microsoft.com/office/drawing/2015/9/8/chartex" xmlns:cx2="http://schemas.microsoft.com/office/drawing/2015/10/21/chartex" xmlns:cx3="http://schemas.microsoft.com/office/drawing/2016/5/9/chartex" xmlns:cx4="http://schemas.microsoft.com/office/drawing/2016/5/10/chartex" xmlns:cx5="http://schemas.microsoft.com/office/drawing/2016/5/11/chartex" xmlns:cx6="http://schemas.microsoft.com/office/drawing/2016/5/12/chartex" xmlns:cx7="http://schemas.microsoft.com/office/drawing/2016/5/13/chartex" xmlns:cx8="http://schemas.microsoft.com/office/drawing/2016/5/14/chartex" xmlns:mc="http://schemas.openxmlformats.org/markup-compatibility/2006" xmlns:m="http://schemas.openxmlformats.org/officeDocument/2006/math" xmlns:aink="http://schemas.microsoft.com/office/drawing/2016/ink" xmlns:am3d="http://schemas.microsoft.com/office/drawing/2017/model3d" xmlns:oel="http://schemas.microsoft.com/office/2019/extlst" xmlns:r="http://schemas.openxmlformats.org/officeDocument/2006/relationships" xmlns:wp14="http://schemas.microsoft.com/office/word/2010/wordprocessingDrawing" xmlns:wp="http://schemas.openxmlformats.org/drawingml/2006/wordprocessingDrawing" xmlns:wpg="http://schemas.microsoft.com/office/word/2010/wordprocessingGroup" xmlns:wpi="http://schemas.microsoft.com/office/word/2010/wordprocessingInk" xmlns:wps="http://schemas.microsoft.com/office/word/2010/wordprocessingShape" xmlns:o="urn:schemas-microsoft-com:office:office" xmlns:v="urn:schemas-microsoft-com:vml" xmlns:w10="urn:schemas-microsoft-com:office:word" xmlns:w="http://schemas.openxmlformats.org/wordprocessingml/2006/main" xmlns:w14="http://schemas.microsoft.com/office/word/2010/wordml" xmlns:w15="http://schemas.microsoft.com/office/word/2012/wordml" xmlns:w16cex="http://schemas.microsoft.com/office/word/2018/wordml/cex" xmlns:w16cid="http://schemas.microsoft.com/office/word/2016/wordml/cid" xmlns:w16="http://schemas.microsoft.com/office/word/2018/wordml" xmlns:w16sdtdh="http://schemas.microsoft.com/office/word/2020/wordml/sdtdatahash" xmlns:w16sdtfl="http://schemas.microsoft.com/office/word/2024/wordml/sdtformatlock" xmlns:w16se="http://schemas.microsoft.com/office/word/2015/wordml/symex" xmlns:w16du="http://schemas.microsoft.com/office/word/2023/wordml/word16du" xmlns:wne="http://schemas.microsoft.com/office/word/2006/wordml" mc:Ignorable="w14 w15 w16se w16cid w16 w16cex w16sdtdh w16sdtfl w16du wp14">
   <w:footnote w:type="separator" w:id="-1">
     <w:p>
       <w:r>
@@ -5595,7 +5631,7 @@
 </file>
 
 <file path=word/header1.xml><?xml version="1.0" encoding="utf-8"?>
-<w:hdr xmlns:wpc="http://schemas.microsoft.com/office/word/2010/wordprocessingCanvas" xmlns:cx="http://schemas.microsoft.com/office/drawing/2014/chartex" xmlns:cx1="http://schemas.microsoft.com/office/drawing/2015/9/8/chartex" xmlns:cx2="http://schemas.microsoft.com/office/drawing/2015/10/21/chartex" xmlns:cx3="http://schemas.microsoft.com/office/drawing/2016/5/9/chartex" xmlns:cx4="http://schemas.microsoft.com/office/drawing/2016/5/10/chartex" xmlns:cx5="http://schemas.microsoft.com/office/drawing/2016/5/11/chartex" xmlns:cx6="http://schemas.microsoft.com/office/drawing/2016/5/12/chartex" xmlns:cx7="http://schemas.microsoft.com/office/drawing/2016/5/13/chartex" xmlns:cx8="http://schemas.microsoft.com/office/drawing/2016/5/14/chartex" xmlns:mc="http://schemas.openxmlformats.org/markup-compatibility/2006" xmlns:m="http://schemas.openxmlformats.org/officeDocument/2006/math" xmlns:aink="http://schemas.microsoft.com/office/drawing/2016/ink" xmlns:am3d="http://schemas.microsoft.com/office/drawing/2017/model3d" xmlns:oel="http://schemas.microsoft.com/office/2019/extlst" xmlns:r="http://schemas.openxmlformats.org/officeDocument/2006/relationships" xmlns:wp14="http://schemas.microsoft.com/office/word/2010/wordprocessingDrawing" xmlns:wp="http://schemas.openxmlformats.org/drawingml/2006/wordprocessingDrawing" xmlns:wpg="http://schemas.microsoft.com/office/word/2010/wordprocessingGroup" xmlns:wpi="http://schemas.microsoft.com/office/word/2010/wordprocessingInk" xmlns:wps="http://schemas.microsoft.com/office/word/2010/wordprocessingShape" xmlns:o="urn:schemas-microsoft-com:office:office" xmlns:v="urn:schemas-microsoft-com:vml" xmlns:w10="urn:schemas-microsoft-com:office:word" xmlns:w="http://schemas.openxmlformats.org/wordprocessingml/2006/main" xmlns:w14="http://schemas.microsoft.com/office/word/2010/wordml" xmlns:w15="http://schemas.microsoft.com/office/word/2012/wordml" xmlns:w16cei="http://schemas.microsoft.com/office/word/2026/wordml/cei" xmlns:w16cex="http://schemas.microsoft.com/office/word/2018/wordml/cex" xmlns:w16cid="http://schemas.microsoft.com/office/word/2016/wordml/cid" xmlns:w16="http://schemas.microsoft.com/office/word/2018/wordml" xmlns:w16sdtdh="http://schemas.microsoft.com/office/word/2020/wordml/sdtdatahash" xmlns:w16sdtfl="http://schemas.microsoft.com/office/word/2024/wordml/sdtformatlock" xmlns:w16se="http://schemas.microsoft.com/office/word/2015/wordml/symex" xmlns:w16du="http://schemas.microsoft.com/office/word/2023/wordml/word16du" xmlns:wne="http://schemas.microsoft.com/office/word/2006/wordml" mc:Ignorable="w14 w15 w16se w16cid w16 w16cex w16sdtdh w16sdtfl w16du wp14">
+<w:hdr xmlns:wpc="http://schemas.microsoft.com/office/word/2010/wordprocessingCanvas" xmlns:cx="http://schemas.microsoft.com/office/drawing/2014/chartex" xmlns:cx1="http://schemas.microsoft.com/office/drawing/2015/9/8/chartex" xmlns:cx2="http://schemas.microsoft.com/office/drawing/2015/10/21/chartex" xmlns:cx3="http://schemas.microsoft.com/office/drawing/2016/5/9/chartex" xmlns:cx4="http://schemas.microsoft.com/office/drawing/2016/5/10/chartex" xmlns:cx5="http://schemas.microsoft.com/office/drawing/2016/5/11/chartex" xmlns:cx6="http://schemas.microsoft.com/office/drawing/2016/5/12/chartex" xmlns:cx7="http://schemas.microsoft.com/office/drawing/2016/5/13/chartex" xmlns:cx8="http://schemas.microsoft.com/office/drawing/2016/5/14/chartex" xmlns:mc="http://schemas.openxmlformats.org/markup-compatibility/2006" xmlns:m="http://schemas.openxmlformats.org/officeDocument/2006/math" xmlns:aink="http://schemas.microsoft.com/office/drawing/2016/ink" xmlns:am3d="http://schemas.microsoft.com/office/drawing/2017/model3d" xmlns:oel="http://schemas.microsoft.com/office/2019/extlst" xmlns:r="http://schemas.openxmlformats.org/officeDocument/2006/relationships" xmlns:wp14="http://schemas.microsoft.com/office/word/2010/wordprocessingDrawing" xmlns:wp="http://schemas.openxmlformats.org/drawingml/2006/wordprocessingDrawing" xmlns:wpg="http://schemas.microsoft.com/office/word/2010/wordprocessingGroup" xmlns:wpi="http://schemas.microsoft.com/office/word/2010/wordprocessingInk" xmlns:wps="http://schemas.microsoft.com/office/word/2010/wordprocessingShape" xmlns:o="urn:schemas-microsoft-com:office:office" xmlns:v="urn:schemas-microsoft-com:vml" xmlns:w10="urn:schemas-microsoft-com:office:word" xmlns:w="http://schemas.openxmlformats.org/wordprocessingml/2006/main" xmlns:w14="http://schemas.microsoft.com/office/word/2010/wordml" xmlns:w15="http://schemas.microsoft.com/office/word/2012/wordml" xmlns:w16cex="http://schemas.microsoft.com/office/word/2018/wordml/cex" xmlns:w16cid="http://schemas.microsoft.com/office/word/2016/wordml/cid" xmlns:w16="http://schemas.microsoft.com/office/word/2018/wordml" xmlns:w16sdtdh="http://schemas.microsoft.com/office/word/2020/wordml/sdtdatahash" xmlns:w16sdtfl="http://schemas.microsoft.com/office/word/2024/wordml/sdtformatlock" xmlns:w16se="http://schemas.microsoft.com/office/word/2015/wordml/symex" xmlns:w16du="http://schemas.microsoft.com/office/word/2023/wordml/word16du" xmlns:wne="http://schemas.microsoft.com/office/word/2006/wordml" mc:Ignorable="w14 w15 w16se w16cid w16 w16cex w16sdtdh w16sdtfl w16du wp14">
   <w:p>
     <w:pPr>
       <w:pBdr>
@@ -5629,7 +5665,7 @@
 </file>
 
 <file path=word/numbering.xml><?xml version="1.0" encoding="utf-8"?>
-<w:numbering xmlns:wpc="http://schemas.microsoft.com/office/word/2010/wordprocessingCanvas" xmlns:cx="http://schemas.microsoft.com/office/drawing/2014/chartex" xmlns:cx1="http://schemas.microsoft.com/office/drawing/2015/9/8/chartex" xmlns:cx2="http://schemas.microsoft.com/office/drawing/2015/10/21/chartex" xmlns:cx3="http://schemas.microsoft.com/office/drawing/2016/5/9/chartex" xmlns:cx4="http://schemas.microsoft.com/office/drawing/2016/5/10/chartex" xmlns:cx5="http://schemas.microsoft.com/office/drawing/2016/5/11/chartex" xmlns:cx6="http://schemas.microsoft.com/office/drawing/2016/5/12/chartex" xmlns:cx7="http://schemas.microsoft.com/office/drawing/2016/5/13/chartex" xmlns:cx8="http://schemas.microsoft.com/office/drawing/2016/5/14/chartex" xmlns:mc="http://schemas.openxmlformats.org/markup-compatibility/2006" xmlns:m="http://schemas.openxmlformats.org/officeDocument/2006/math" xmlns:aink="http://schemas.microsoft.com/office/drawing/2016/ink" xmlns:am3d="http://schemas.microsoft.com/office/drawing/2017/model3d" xmlns:oel="http://schemas.microsoft.com/office/2019/extlst" xmlns:r="http://schemas.openxmlformats.org/officeDocument/2006/relationships" xmlns:wp14="http://schemas.microsoft.com/office/word/2010/wordprocessingDrawing" xmlns:wp="http://schemas.openxmlformats.org/drawingml/2006/wordprocessingDrawing" xmlns:wpg="http://schemas.microsoft.com/office/word/2010/wordprocessingGroup" xmlns:wpi="http://schemas.microsoft.com/office/word/2010/wordprocessingInk" xmlns:wps="http://schemas.microsoft.com/office/word/2010/wordprocessingShape" xmlns:o="urn:schemas-microsoft-com:office:office" xmlns:v="urn:schemas-microsoft-com:vml" xmlns:w10="urn:schemas-microsoft-com:office:word" xmlns:w="http://schemas.openxmlformats.org/wordprocessingml/2006/main" xmlns:w14="http://schemas.microsoft.com/office/word/2010/wordml" xmlns:w15="http://schemas.microsoft.com/office/word/2012/wordml" xmlns:w16cei="http://schemas.microsoft.com/office/word/2026/wordml/cei" xmlns:w16cex="http://schemas.microsoft.com/office/word/2018/wordml/cex" xmlns:w16cid="http://schemas.microsoft.com/office/word/2016/wordml/cid" xmlns:w16="http://schemas.microsoft.com/office/word/2018/wordml" xmlns:w16sdtdh="http://schemas.microsoft.com/office/word/2020/wordml/sdtdatahash" xmlns:w16sdtfl="http://schemas.microsoft.com/office/word/2024/wordml/sdtformatlock" xmlns:w16se="http://schemas.microsoft.com/office/word/2015/wordml/symex" xmlns:w16du="http://schemas.microsoft.com/office/word/2023/wordml/word16du" xmlns:wne="http://schemas.microsoft.com/office/word/2006/wordml" mc:Ignorable="w14 w15 w16se w16cid w16 w16cex w16sdtdh w16sdtfl w16du wp14">
+<w:numbering xmlns:wpc="http://schemas.microsoft.com/office/word/2010/wordprocessingCanvas" xmlns:cx="http://schemas.microsoft.com/office/drawing/2014/chartex" xmlns:cx1="http://schemas.microsoft.com/office/drawing/2015/9/8/chartex" xmlns:cx2="http://schemas.microsoft.com/office/drawing/2015/10/21/chartex" xmlns:cx3="http://schemas.microsoft.com/office/drawing/2016/5/9/chartex" xmlns:cx4="http://schemas.microsoft.com/office/drawing/2016/5/10/chartex" xmlns:cx5="http://schemas.microsoft.com/office/drawing/2016/5/11/chartex" xmlns:cx6="http://schemas.microsoft.com/office/drawing/2016/5/12/chartex" xmlns:cx7="http://schemas.microsoft.com/office/drawing/2016/5/13/chartex" xmlns:cx8="http://schemas.microsoft.com/office/drawing/2016/5/14/chartex" xmlns:mc="http://schemas.openxmlformats.org/markup-compatibility/2006" xmlns:m="http://schemas.openxmlformats.org/officeDocument/2006/math" xmlns:aink="http://schemas.microsoft.com/office/drawing/2016/ink" xmlns:am3d="http://schemas.microsoft.com/office/drawing/2017/model3d" xmlns:oel="http://schemas.microsoft.com/office/2019/extlst" xmlns:r="http://schemas.openxmlformats.org/officeDocument/2006/relationships" xmlns:wp14="http://schemas.microsoft.com/office/word/2010/wordprocessingDrawing" xmlns:wp="http://schemas.openxmlformats.org/drawingml/2006/wordprocessingDrawing" xmlns:wpg="http://schemas.microsoft.com/office/word/2010/wordprocessingGroup" xmlns:wpi="http://schemas.microsoft.com/office/word/2010/wordprocessingInk" xmlns:wps="http://schemas.microsoft.com/office/word/2010/wordprocessingShape" xmlns:o="urn:schemas-microsoft-com:office:office" xmlns:v="urn:schemas-microsoft-com:vml" xmlns:w10="urn:schemas-microsoft-com:office:word" xmlns:w="http://schemas.openxmlformats.org/wordprocessingml/2006/main" xmlns:w14="http://schemas.microsoft.com/office/word/2010/wordml" xmlns:w15="http://schemas.microsoft.com/office/word/2012/wordml" xmlns:w16cex="http://schemas.microsoft.com/office/word/2018/wordml/cex" xmlns:w16cid="http://schemas.microsoft.com/office/word/2016/wordml/cid" xmlns:w16="http://schemas.microsoft.com/office/word/2018/wordml" xmlns:w16sdtdh="http://schemas.microsoft.com/office/word/2020/wordml/sdtdatahash" xmlns:w16sdtfl="http://schemas.microsoft.com/office/word/2024/wordml/sdtformatlock" xmlns:w16se="http://schemas.microsoft.com/office/word/2015/wordml/symex" xmlns:w16du="http://schemas.microsoft.com/office/word/2023/wordml/word16du" xmlns:wne="http://schemas.microsoft.com/office/word/2006/wordml" mc:Ignorable="w14 w15 w16se w16cid w16 w16cex w16sdtdh w16sdtfl w16du wp14">
   <w:abstractNum w:abstractNumId="0" w15:restartNumberingAfterBreak="0">
     <w:nsid w:val="17D21BB1"/>
     <w:multiLevelType w:val="hybridMultilevel"/>
@@ -6458,6 +6494,16 @@
     <w:semiHidden/>
     <w:rsid w:val="005056A3"/>
   </w:style>
+  <w:style w:type="character" w:styleId="PlaceholderText">
+    <w:name w:val="Placeholder Text"/>
+    <w:basedOn w:val="DefaultParagraphFont"/>
+    <w:uiPriority w:val="99"/>
+    <w:semiHidden/>
+    <w:rsid w:val="003B30EB"/>
+    <w:rPr>
+      <w:color w:val="666666"/>
+    </w:rPr>
+  </w:style>
 </w:styles>
 </file>
 
